--- a/docs/FYP-Documentation/FYP Part 1 Documentation/Riphah Konnect - FYP Documentation.docx
+++ b/docs/FYP-Documentation/FYP Part 1 Documentation/Riphah Konnect - FYP Documentation.docx
@@ -6,7 +6,6 @@
       <w:pPr>
         <w:spacing w:after="0"/>
       </w:pPr>
-      <w:bookmarkStart w:id="0" w:name="_GoBack"/>
     </w:p>
     <w:p>
       <w:pPr>
@@ -258,8 +257,14 @@
           <w:color w:val="000000"/>
           <w:sz w:val="32"/>
         </w:rPr>
-        <w:t xml:space="preserve">A Dissertation </w:t>
-      </w:r>
+        <w:t>A Dissertation Submitted To</w:t>
+      </w:r>
+    </w:p>
+    <w:p>
+      <w:pPr>
+        <w:spacing w:after="80"/>
+        <w:jc w:val="center"/>
+      </w:pPr>
       <w:r>
         <w:rPr>
           <w:rFonts w:ascii="Times New Roman" w:hAnsi="Times New Roman"/>
@@ -267,12 +272,11 @@
           <w:color w:val="000000"/>
           <w:sz w:val="32"/>
         </w:rPr>
-        <w:t>Submitted To</w:t>
-      </w:r>
-    </w:p>
-    <w:p>
-      <w:pPr>
-        <w:spacing w:after="80"/>
+        <w:t>Faculty of Computing,</w:t>
+      </w:r>
+    </w:p>
+    <w:p>
+      <w:pPr>
         <w:jc w:val="center"/>
       </w:pPr>
       <w:r>
@@ -282,11 +286,12 @@
           <w:color w:val="000000"/>
           <w:sz w:val="32"/>
         </w:rPr>
-        <w:t>Faculty of Computing,</w:t>
-      </w:r>
-    </w:p>
-    <w:p>
-      <w:pPr>
+        <w:t>Riphah International University, Islamabad</w:t>
+      </w:r>
+    </w:p>
+    <w:p>
+      <w:pPr>
+        <w:spacing w:after="80"/>
         <w:jc w:val="center"/>
       </w:pPr>
       <w:r>
@@ -296,7 +301,7 @@
           <w:color w:val="000000"/>
           <w:sz w:val="32"/>
         </w:rPr>
-        <w:t>Riphah International University, Islamabad</w:t>
+        <w:t>As a Partial Fulfillment of the Requirement for the</w:t>
       </w:r>
     </w:p>
     <w:p>
@@ -311,12 +316,12 @@
           <w:color w:val="000000"/>
           <w:sz w:val="32"/>
         </w:rPr>
-        <w:t>As a Partial Fulfillment of the Requirement for the</w:t>
-      </w:r>
-    </w:p>
-    <w:p>
-      <w:pPr>
-        <w:spacing w:after="80"/>
+        <w:t>Award of the Degree of</w:t>
+      </w:r>
+    </w:p>
+    <w:p>
+      <w:pPr>
+        <w:spacing w:after="280"/>
         <w:jc w:val="center"/>
       </w:pPr>
       <w:r>
@@ -326,21 +331,6 @@
           <w:color w:val="000000"/>
           <w:sz w:val="32"/>
         </w:rPr>
-        <w:t>Award of the Degree of</w:t>
-      </w:r>
-    </w:p>
-    <w:p>
-      <w:pPr>
-        <w:spacing w:after="280"/>
-        <w:jc w:val="center"/>
-      </w:pPr>
-      <w:r>
-        <w:rPr>
-          <w:rFonts w:ascii="Times New Roman" w:hAnsi="Times New Roman"/>
-          <w:b/>
-          <w:color w:val="000000"/>
-          <w:sz w:val="32"/>
-        </w:rPr>
         <w:t>Bachelors of Science in Software Engineering</w:t>
       </w:r>
     </w:p>
@@ -371,8 +361,68 @@
           <w:color w:val="000000"/>
           <w:sz w:val="28"/>
         </w:rPr>
-        <w:t xml:space="preserve">Riphah International University, </w:t>
-      </w:r>
+        <w:t>Riphah International University, Islamabad</w:t>
+      </w:r>
+    </w:p>
+    <w:p>
+      <w:pPr>
+        <w:spacing w:after="0"/>
+        <w:jc w:val="center"/>
+      </w:pPr>
+      <w:r>
+        <w:rPr>
+          <w:rFonts w:ascii="Times New Roman" w:hAnsi="Times New Roman"/>
+          <w:color w:val="000000"/>
+          <w:sz w:val="24"/>
+        </w:rPr>
+        <w:t>Date: April 2026</w:t>
+      </w:r>
+    </w:p>
+    <w:p>
+      <w:pPr>
+        <w:spacing w:after="0"/>
+      </w:pPr>
+      <w:r>
+        <w:br w:type="page"/>
+      </w:r>
+    </w:p>
+    <w:p>
+      <w:pPr>
+        <w:pStyle w:val="Heading2"/>
+        <w:spacing w:after="200"/>
+      </w:pPr>
+      <w:bookmarkStart w:id="0" w:name="_Toc228996212"/>
+      <w:r>
+        <w:rPr>
+          <w:rFonts w:ascii="Times New Roman" w:hAnsi="Times New Roman"/>
+        </w:rPr>
+        <w:lastRenderedPageBreak/>
+        <w:t>Final Approval</w:t>
+      </w:r>
+      <w:bookmarkEnd w:id="0"/>
+    </w:p>
+    <w:p>
+      <w:pPr>
+        <w:spacing w:after="160"/>
+        <w:jc w:val="both"/>
+      </w:pPr>
+      <w:r>
+        <w:rPr>
+          <w:rFonts w:ascii="Times New Roman" w:hAnsi="Times New Roman"/>
+          <w:color w:val="000000"/>
+        </w:rPr>
+        <w:t>This is to certify that we have read the report submitted by Moiz Ahmad Abbasi (45499), Obaidullah Arshad (44316), and Syed Airaf Khan (47647) for the partial fulfillment of the requirements for the degree of Bachelors of Science in Software Engineering (BSSE). It is our judgment that this report is of sufficient standard to warrant its acceptance by Riphah International University, Islamabad for the degree of Bachelors of Science in Software Engineering (BSSE).</w:t>
+      </w:r>
+    </w:p>
+    <w:p>
+      <w:pPr>
+        <w:spacing w:after="0"/>
+      </w:pPr>
+    </w:p>
+    <w:p>
+      <w:pPr>
+        <w:spacing w:after="280"/>
+      </w:pPr>
       <w:r>
         <w:rPr>
           <w:rFonts w:ascii="Times New Roman" w:hAnsi="Times New Roman"/>
@@ -380,82 +430,6 @@
           <w:color w:val="000000"/>
           <w:sz w:val="28"/>
         </w:rPr>
-        <w:t>Islamabad</w:t>
-      </w:r>
-    </w:p>
-    <w:p>
-      <w:pPr>
-        <w:spacing w:after="0"/>
-        <w:jc w:val="center"/>
-      </w:pPr>
-      <w:r>
-        <w:rPr>
-          <w:rFonts w:ascii="Times New Roman" w:hAnsi="Times New Roman"/>
-          <w:color w:val="000000"/>
-          <w:sz w:val="24"/>
-        </w:rPr>
-        <w:t>Date: April 2026</w:t>
-      </w:r>
-    </w:p>
-    <w:p>
-      <w:pPr>
-        <w:spacing w:after="0"/>
-      </w:pPr>
-      <w:r>
-        <w:br w:type="page"/>
-      </w:r>
-    </w:p>
-    <w:p>
-      <w:pPr>
-        <w:pStyle w:val="Heading2"/>
-        <w:spacing w:after="200"/>
-      </w:pPr>
-      <w:bookmarkStart w:id="1" w:name="_Toc228996212"/>
-      <w:r>
-        <w:rPr>
-          <w:rFonts w:ascii="Times New Roman" w:hAnsi="Times New Roman"/>
-        </w:rPr>
-        <w:lastRenderedPageBreak/>
-        <w:t>Final Approval</w:t>
-      </w:r>
-      <w:bookmarkEnd w:id="1"/>
-    </w:p>
-    <w:p>
-      <w:pPr>
-        <w:spacing w:after="160"/>
-        <w:jc w:val="both"/>
-      </w:pPr>
-      <w:r>
-        <w:rPr>
-          <w:rFonts w:ascii="Times New Roman" w:hAnsi="Times New Roman"/>
-          <w:color w:val="000000"/>
-        </w:rPr>
-        <w:t>This is to certify that we have read the report submitted by Moiz Ahmad Abbasi (45499), Obaidullah Arshad (44316), and Syed Airaf Khan (47647) for the partial fulfillment of the requirements for the degree of Bac</w:t>
-      </w:r>
-      <w:r>
-        <w:rPr>
-          <w:rFonts w:ascii="Times New Roman" w:hAnsi="Times New Roman"/>
-          <w:color w:val="000000"/>
-        </w:rPr>
-        <w:t>helors of Science in Software Engineering (BSSE). It is our judgment that this report is of sufficient standard to warrant its acceptance by Riphah International University, Islamabad for the degree of Bachelors of Science in Software Engineering (BSSE).</w:t>
-      </w:r>
-    </w:p>
-    <w:p>
-      <w:pPr>
-        <w:spacing w:after="0"/>
-      </w:pPr>
-    </w:p>
-    <w:p>
-      <w:pPr>
-        <w:spacing w:after="280"/>
-      </w:pPr>
-      <w:r>
-        <w:rPr>
-          <w:rFonts w:ascii="Times New Roman" w:hAnsi="Times New Roman"/>
-          <w:b/>
-          <w:color w:val="000000"/>
-          <w:sz w:val="28"/>
-        </w:rPr>
         <w:t>Committee:</w:t>
       </w:r>
     </w:p>
@@ -552,7 +526,7 @@
         <w:pStyle w:val="Heading3"/>
         <w:spacing w:after="200"/>
       </w:pPr>
-      <w:bookmarkStart w:id="2" w:name="_Toc228996213"/>
+      <w:bookmarkStart w:id="1" w:name="_Toc228996213"/>
       <w:r>
         <w:rPr>
           <w:rFonts w:ascii="Times New Roman" w:hAnsi="Times New Roman"/>
@@ -560,7 +534,7 @@
         <w:lastRenderedPageBreak/>
         <w:t>Declaration</w:t>
       </w:r>
-      <w:bookmarkEnd w:id="2"/>
+      <w:bookmarkEnd w:id="1"/>
     </w:p>
     <w:p>
       <w:pPr>
@@ -572,21 +546,7 @@
           <w:rFonts w:ascii="Times New Roman" w:hAnsi="Times New Roman"/>
           <w:color w:val="000000"/>
         </w:rPr>
-        <w:t xml:space="preserve">We declare that this report, "Riphah Konnect," is entirely </w:t>
-      </w:r>
-      <w:r>
-        <w:rPr>
-          <w:rFonts w:ascii="Times New Roman" w:hAnsi="Times New Roman"/>
-          <w:color w:val="000000"/>
-        </w:rPr>
-        <w:t>our own work and has not been copied from any other source. We have put in our personal efforts to complete this project and write this report. Our supervisor, Mr. Raja Jalees-ul-Hussen Khan, guided us throughout the process. We confirm that no part of thi</w:t>
-      </w:r>
-      <w:r>
-        <w:rPr>
-          <w:rFonts w:ascii="Times New Roman" w:hAnsi="Times New Roman"/>
-          <w:color w:val="000000"/>
-        </w:rPr>
-        <w:t>s work has been taken from any other project or published source without proper acknowledgment. If any part is found to be copied, we are ready to accept the consequences. This declaration reflects our commitment to academic honesty.</w:t>
+        <w:t>We declare that this report, "Riphah Konnect," is entirely our own work and has not been copied from any other source. We have put in our personal efforts to complete this project and write this report. Our supervisor, Mr. Raja Jalees-ul-Hussen Khan, guided us throughout the process. We confirm that no part of this work has been taken from any other project or published source without proper acknowledgment. If any part is found to be copied, we are ready to accept the consequences. This declaration reflects our commitment to academic honesty.</w:t>
       </w:r>
     </w:p>
     <w:p>
@@ -604,15 +564,7 @@
           <w:color w:val="000000"/>
           <w:sz w:val="24"/>
         </w:rPr>
-        <w:t>_____________________</w:t>
-      </w:r>
-      <w:r>
-        <w:rPr>
-          <w:rFonts w:ascii="Times New Roman" w:hAnsi="Times New Roman"/>
-          <w:color w:val="000000"/>
-          <w:sz w:val="24"/>
-        </w:rPr>
-        <w:t>______</w:t>
+        <w:t>___________________________</w:t>
       </w:r>
     </w:p>
     <w:p>
@@ -745,7 +697,7 @@
         <w:pStyle w:val="Heading3"/>
         <w:spacing w:after="200"/>
       </w:pPr>
-      <w:bookmarkStart w:id="3" w:name="_Toc228996214"/>
+      <w:bookmarkStart w:id="2" w:name="_Toc228996214"/>
       <w:r>
         <w:rPr>
           <w:rFonts w:ascii="Times New Roman" w:hAnsi="Times New Roman"/>
@@ -753,7 +705,7 @@
         <w:lastRenderedPageBreak/>
         <w:t>Dedication</w:t>
       </w:r>
-      <w:bookmarkEnd w:id="3"/>
+      <w:bookmarkEnd w:id="2"/>
     </w:p>
     <w:p>
       <w:pPr>
@@ -765,14 +717,7 @@
           <w:rFonts w:ascii="Times New Roman" w:hAnsi="Times New Roman"/>
           <w:color w:val="000000"/>
         </w:rPr>
-        <w:t xml:space="preserve">We dedicate this work to our parents and families, whose prayers, patience, and support made this journey </w:t>
-      </w:r>
-      <w:r>
-        <w:rPr>
-          <w:rFonts w:ascii="Times New Roman" w:hAnsi="Times New Roman"/>
-          <w:color w:val="000000"/>
-        </w:rPr>
-        <w:t>possible. We also dedicate it to our teachers, especially our supervisor Mr. Raja Jalees-ul-Hussen Khan, who guided us with patience and helped us improve at every step. Finally, to our friends and batchmates who kept us motivated throughout this semester.</w:t>
+        <w:t>We dedicate this work to our parents and families, whose prayers, patience, and support made this journey possible. We also dedicate it to our teachers, especially our supervisor Mr. Raja Jalees-ul-Hussen Khan, who guided us with patience and helped us improve at every step. Finally, to our friends and batchmates who kept us motivated throughout this semester.</w:t>
       </w:r>
     </w:p>
     <w:p>
@@ -788,7 +733,7 @@
         <w:pStyle w:val="Heading3"/>
         <w:spacing w:after="200"/>
       </w:pPr>
-      <w:bookmarkStart w:id="4" w:name="_Toc228996215"/>
+      <w:bookmarkStart w:id="3" w:name="_Toc228996215"/>
       <w:r>
         <w:rPr>
           <w:rFonts w:ascii="Times New Roman" w:hAnsi="Times New Roman"/>
@@ -796,7 +741,7 @@
         <w:lastRenderedPageBreak/>
         <w:t>Acknowledgement</w:t>
       </w:r>
-      <w:bookmarkEnd w:id="4"/>
+      <w:bookmarkEnd w:id="3"/>
     </w:p>
     <w:p>
       <w:pPr>
@@ -808,21 +753,7 @@
           <w:rFonts w:ascii="Times New Roman" w:hAnsi="Times New Roman"/>
           <w:color w:val="000000"/>
         </w:rPr>
-        <w:t>First and foremost, we thank Allah Almighty for giving us the strength and ability to complete this project. We are grateful to our parents for their constant support and encouragement throughout our studies. We would like to express our</w:t>
-      </w:r>
-      <w:r>
-        <w:rPr>
-          <w:rFonts w:ascii="Times New Roman" w:hAnsi="Times New Roman"/>
-          <w:color w:val="000000"/>
-        </w:rPr>
-        <w:t xml:space="preserve"> sincere thanks to our supervisor, Mr. Raja Jalees-ul-Hussen Khan, Senior Lecturer, Faculty of Computing, Riphah International University, for his guidance, feedback, and patience during every phase of this project. His support helped us stay on track and </w:t>
-      </w:r>
-      <w:r>
-        <w:rPr>
-          <w:rFonts w:ascii="Times New Roman" w:hAnsi="Times New Roman"/>
-          <w:color w:val="000000"/>
-        </w:rPr>
-        <w:t>improve the quality of our work. We also thank the faculty of the Software Engineering department for the knowledge and skills they have given us over the past four years.</w:t>
+        <w:t>First and foremost, we thank Allah Almighty for giving us the strength and ability to complete this project. We are grateful to our parents for their constant support and encouragement throughout our studies. We would like to express our sincere thanks to our supervisor, Mr. Raja Jalees-ul-Hussen Khan, Senior Lecturer, Faculty of Computing, Riphah International University, for his guidance, feedback, and patience during every phase of this project. His support helped us stay on track and improve the quality of our work. We also thank the faculty of the Software Engineering department for the knowledge and skills they have given us over the past four years.</w:t>
       </w:r>
     </w:p>
     <w:p>
@@ -899,8 +830,44 @@
           <w:color w:val="000000"/>
           <w:sz w:val="24"/>
         </w:rPr>
-        <w:t>Ob</w:t>
-      </w:r>
+        <w:t>Obaidullah Arshad</w:t>
+      </w:r>
+    </w:p>
+    <w:p>
+      <w:pPr>
+        <w:spacing w:after="160"/>
+      </w:pPr>
+      <w:r>
+        <w:rPr>
+          <w:rFonts w:ascii="Times New Roman" w:hAnsi="Times New Roman"/>
+          <w:color w:val="000000"/>
+          <w:sz w:val="24"/>
+        </w:rPr>
+        <w:t>44316</w:t>
+      </w:r>
+    </w:p>
+    <w:p>
+      <w:pPr>
+        <w:spacing w:after="0"/>
+      </w:pPr>
+    </w:p>
+    <w:p>
+      <w:pPr>
+        <w:spacing w:after="40"/>
+      </w:pPr>
+      <w:r>
+        <w:rPr>
+          <w:rFonts w:ascii="Times New Roman" w:hAnsi="Times New Roman"/>
+          <w:color w:val="000000"/>
+          <w:sz w:val="24"/>
+        </w:rPr>
+        <w:t>___________________________</w:t>
+      </w:r>
+    </w:p>
+    <w:p>
+      <w:pPr>
+        <w:spacing w:after="40"/>
+      </w:pPr>
       <w:r>
         <w:rPr>
           <w:rFonts w:ascii="Times New Roman" w:hAnsi="Times New Roman"/>
@@ -908,7 +875,7 @@
           <w:color w:val="000000"/>
           <w:sz w:val="24"/>
         </w:rPr>
-        <w:t>aidullah Arshad</w:t>
+        <w:t>Syed Airaf Khan</w:t>
       </w:r>
     </w:p>
     <w:p>
@@ -921,51 +888,6 @@
           <w:color w:val="000000"/>
           <w:sz w:val="24"/>
         </w:rPr>
-        <w:t>44316</w:t>
-      </w:r>
-    </w:p>
-    <w:p>
-      <w:pPr>
-        <w:spacing w:after="0"/>
-      </w:pPr>
-    </w:p>
-    <w:p>
-      <w:pPr>
-        <w:spacing w:after="40"/>
-      </w:pPr>
-      <w:r>
-        <w:rPr>
-          <w:rFonts w:ascii="Times New Roman" w:hAnsi="Times New Roman"/>
-          <w:color w:val="000000"/>
-          <w:sz w:val="24"/>
-        </w:rPr>
-        <w:t>___________________________</w:t>
-      </w:r>
-    </w:p>
-    <w:p>
-      <w:pPr>
-        <w:spacing w:after="40"/>
-      </w:pPr>
-      <w:r>
-        <w:rPr>
-          <w:rFonts w:ascii="Times New Roman" w:hAnsi="Times New Roman"/>
-          <w:b/>
-          <w:color w:val="000000"/>
-          <w:sz w:val="24"/>
-        </w:rPr>
-        <w:t>Syed Airaf Khan</w:t>
-      </w:r>
-    </w:p>
-    <w:p>
-      <w:pPr>
-        <w:spacing w:after="160"/>
-      </w:pPr>
-      <w:r>
-        <w:rPr>
-          <w:rFonts w:ascii="Times New Roman" w:hAnsi="Times New Roman"/>
-          <w:color w:val="000000"/>
-          <w:sz w:val="24"/>
-        </w:rPr>
         <w:t>47647</w:t>
       </w:r>
     </w:p>
@@ -982,7 +904,7 @@
         <w:pStyle w:val="Heading3"/>
         <w:spacing w:after="200"/>
       </w:pPr>
-      <w:bookmarkStart w:id="5" w:name="_Toc228996216"/>
+      <w:bookmarkStart w:id="4" w:name="_Toc228996216"/>
       <w:r>
         <w:rPr>
           <w:rFonts w:ascii="Times New Roman" w:hAnsi="Times New Roman"/>
@@ -990,7 +912,7 @@
         <w:lastRenderedPageBreak/>
         <w:t>Abstract</w:t>
       </w:r>
-      <w:bookmarkEnd w:id="5"/>
+      <w:bookmarkEnd w:id="4"/>
     </w:p>
     <w:p>
       <w:pPr>
@@ -1002,49 +924,7 @@
           <w:rFonts w:ascii="Times New Roman" w:hAnsi="Times New Roman"/>
           <w:color w:val="000000"/>
         </w:rPr>
-        <w:t xml:space="preserve">Riphah Konnect is a web-based platform built for the students and faculty of Riphah International University, Islamabad, providing a dedicated space for academic </w:t>
-      </w:r>
-      <w:r>
-        <w:rPr>
-          <w:rFonts w:ascii="Times New Roman" w:hAnsi="Times New Roman"/>
-          <w:color w:val="000000"/>
-        </w:rPr>
-        <w:t xml:space="preserve">collaboration and communication within the university. Currently, students rely on general-purpose platforms such as WhatsApp groups and Facebook to organize study sessions and share academic content. These tools are not designed for academic use, have no </w:t>
-      </w:r>
-      <w:r>
-        <w:rPr>
-          <w:rFonts w:ascii="Times New Roman" w:hAnsi="Times New Roman"/>
-          <w:color w:val="000000"/>
-        </w:rPr>
-        <w:t>university-based verification, and make it difficult to keep academic discussions organized. To solve this, Riphah Konnect provides a single platform where students can post academic content on a social feed, form and join study groups, discover and RSVP t</w:t>
-      </w:r>
-      <w:r>
-        <w:rPr>
-          <w:rFonts w:ascii="Times New Roman" w:hAnsi="Times New Roman"/>
-          <w:color w:val="000000"/>
-        </w:rPr>
-        <w:t>o campus events, report lost and found items, send real-time messages to peers, and receive suggestions for study partners based on their department and academic profile. Only students and faculty with verified Riphah email addresses can register and use t</w:t>
-      </w:r>
-      <w:r>
-        <w:rPr>
-          <w:rFonts w:ascii="Times New Roman" w:hAnsi="Times New Roman"/>
-          <w:color w:val="000000"/>
-        </w:rPr>
-        <w:t>he platform. The system was built using React on the frontend, Node.js with Express on the backend, and PostgreSQL as the database. Real-time messaging is handled through Socket.io. The complete backend API has been implemented and tested, and the frontend</w:t>
-      </w:r>
-      <w:r>
-        <w:rPr>
-          <w:rFonts w:ascii="Times New Roman" w:hAnsi="Times New Roman"/>
-          <w:color w:val="000000"/>
-        </w:rPr>
-        <w:t xml:space="preserve"> has been developed across all six modules of the platform. Riphah Konnect brings together all academic communication needs of Riphah students into one organized and verified platform, which no other tool currently available to our students provides. In th</w:t>
-      </w:r>
-      <w:r>
-        <w:rPr>
-          <w:rFonts w:ascii="Times New Roman" w:hAnsi="Times New Roman"/>
-          <w:color w:val="000000"/>
-        </w:rPr>
-        <w:t>e future, we plan to improve the study partner recommendation system, add a mobile version of the app, and look into connecting the platform with university systems such as the LMS.</w:t>
+        <w:t>Riphah Konnect is a web-based platform built for the students and faculty of Riphah International University, Islamabad, providing a dedicated space for academic collaboration and communication within the university. Currently, students rely on general-purpose platforms such as WhatsApp groups and Facebook to organize study sessions and share academic content. These tools are not designed for academic use, have no university-based verification, and make it difficult to keep academic discussions organized. To solve this, Riphah Konnect provides a single platform where students can post academic content on a social feed, form and join study groups, discover and RSVP to campus events, report lost and found items, send real-time messages to peers, and receive suggestions for study partners based on their department and academic profile. Only students and faculty with verified Riphah email addresses can register and use the platform. The system was built using React on the frontend, Node.js with Express on the backend, and PostgreSQL as the database. Real-time messaging is handled through Socket.io. The complete backend API has been implemented and tested, and the frontend has been developed across all six modules of the platform. Riphah Konnect brings together all academic communication needs of Riphah students into one organized and verified platform, which no other tool currently available to our students provides. In the future, we plan to improve the study partner recommendation system, add a mobile version of the app, and look into connecting the platform with university systems such as the LMS.</w:t>
       </w:r>
     </w:p>
     <w:p>
@@ -4994,14 +4874,19 @@
           <w:rFonts w:ascii="Times New Roman" w:hAnsi="Times New Roman"/>
           <w:color w:val="000000"/>
         </w:rPr>
-        <w:t xml:space="preserve">Table 3.2: Problem </w:t>
-      </w:r>
+        <w:t>Table 3.2: Problem Scenario 2  ...........................  Chapter 3</w:t>
+      </w:r>
+    </w:p>
+    <w:p>
+      <w:pPr>
+        <w:spacing w:after="60"/>
+      </w:pPr>
       <w:r>
         <w:rPr>
           <w:rFonts w:ascii="Times New Roman" w:hAnsi="Times New Roman"/>
           <w:color w:val="000000"/>
         </w:rPr>
-        <w:t>Scenario 2  ...........................  Chapter 3</w:t>
+        <w:t>Table 3.3: Problem Scenario 3  ...........................  Chapter 3</w:t>
       </w:r>
     </w:p>
     <w:p>
@@ -5013,7 +4898,7 @@
           <w:rFonts w:ascii="Times New Roman" w:hAnsi="Times New Roman"/>
           <w:color w:val="000000"/>
         </w:rPr>
-        <w:t>Table 3.3: Problem Scenario 3  ...........................  Chapter 3</w:t>
+        <w:t>Table 3.4: User Registration Test Cases  .................  Chapter 3</w:t>
       </w:r>
     </w:p>
     <w:p>
@@ -5025,7 +4910,7 @@
           <w:rFonts w:ascii="Times New Roman" w:hAnsi="Times New Roman"/>
           <w:color w:val="000000"/>
         </w:rPr>
-        <w:t>Table 3.4: User Registration Test Cases  .................  Chapter 3</w:t>
+        <w:t>Table 3.5: User Login Test Cases  ........................  Chapter 3</w:t>
       </w:r>
     </w:p>
     <w:p>
@@ -5037,14 +4922,19 @@
           <w:rFonts w:ascii="Times New Roman" w:hAnsi="Times New Roman"/>
           <w:color w:val="000000"/>
         </w:rPr>
-        <w:t>Table 3.5: User Login Test Cases  ........................  Chapt</w:t>
-      </w:r>
+        <w:t>Table 3.6: Create Post Test Cases  .......................  Chapter 3</w:t>
+      </w:r>
+    </w:p>
+    <w:p>
+      <w:pPr>
+        <w:spacing w:after="60"/>
+      </w:pPr>
       <w:r>
         <w:rPr>
           <w:rFonts w:ascii="Times New Roman" w:hAnsi="Times New Roman"/>
           <w:color w:val="000000"/>
         </w:rPr>
-        <w:t>er 3</w:t>
+        <w:t>Table 3.7: Create Study Group Test Cases  ................  Chapter 3</w:t>
       </w:r>
     </w:p>
     <w:p>
@@ -5056,7 +4946,7 @@
           <w:rFonts w:ascii="Times New Roman" w:hAnsi="Times New Roman"/>
           <w:color w:val="000000"/>
         </w:rPr>
-        <w:t>Table 3.6: Create Post Test Cases  .......................  Chapter 3</w:t>
+        <w:t>Table 3.8: Join Study Group Test Cases  ..................  Chapter 3</w:t>
       </w:r>
     </w:p>
     <w:p>
@@ -5068,38 +4958,7 @@
           <w:rFonts w:ascii="Times New Roman" w:hAnsi="Times New Roman"/>
           <w:color w:val="000000"/>
         </w:rPr>
-        <w:t>Table 3.7: Create Study Group Test Cases  ................  Chapter 3</w:t>
-      </w:r>
-    </w:p>
-    <w:p>
-      <w:pPr>
-        <w:spacing w:after="60"/>
-      </w:pPr>
-      <w:r>
-        <w:rPr>
-          <w:rFonts w:ascii="Times New Roman" w:hAnsi="Times New Roman"/>
-          <w:color w:val="000000"/>
-        </w:rPr>
-        <w:t>Table 3.8: Join Study Group Test Cases  ..................  Chapter 3</w:t>
-      </w:r>
-    </w:p>
-    <w:p>
-      <w:pPr>
-        <w:spacing w:after="60"/>
-      </w:pPr>
-      <w:r>
-        <w:rPr>
-          <w:rFonts w:ascii="Times New Roman" w:hAnsi="Times New Roman"/>
-          <w:color w:val="000000"/>
-        </w:rPr>
-        <w:t>Table 3.9: Create Event Test Cases  .....</w:t>
-      </w:r>
-      <w:r>
-        <w:rPr>
-          <w:rFonts w:ascii="Times New Roman" w:hAnsi="Times New Roman"/>
-          <w:color w:val="000000"/>
-        </w:rPr>
-        <w:t>.................  Chapter 3</w:t>
+        <w:t>Table 3.9: Create Event Test Cases  ......................  Chapter 3</w:t>
       </w:r>
     </w:p>
     <w:p>
@@ -5185,14 +5044,14 @@
       <w:pPr>
         <w:pStyle w:val="Heading1"/>
       </w:pPr>
-      <w:bookmarkStart w:id="6" w:name="_Toc228996217"/>
+      <w:bookmarkStart w:id="5" w:name="_Toc228996217"/>
       <w:r>
         <w:rPr>
           <w:rFonts w:ascii="Times New Roman" w:hAnsi="Times New Roman"/>
         </w:rPr>
         <w:t>Chapter 1: Introduction</w:t>
       </w:r>
-      <w:bookmarkEnd w:id="6"/>
+      <w:bookmarkEnd w:id="5"/>
     </w:p>
     <w:p>
       <w:pPr>
@@ -5206,7 +5065,7 @@
       <w:pPr>
         <w:pStyle w:val="Heading2"/>
       </w:pPr>
-      <w:bookmarkStart w:id="7" w:name="_Toc228996218"/>
+      <w:bookmarkStart w:id="6" w:name="_Toc228996218"/>
       <w:r>
         <w:rPr>
           <w:rFonts w:ascii="Times New Roman" w:hAnsi="Times New Roman"/>
@@ -5214,7 +5073,7 @@
         <w:lastRenderedPageBreak/>
         <w:t>1.1  Overview</w:t>
       </w:r>
-      <w:bookmarkEnd w:id="7"/>
+      <w:bookmarkEnd w:id="6"/>
     </w:p>
     <w:p>
       <w:pPr>
@@ -5226,21 +5085,7 @@
           <w:rFonts w:ascii="Times New Roman" w:hAnsi="Times New Roman"/>
           <w:color w:val="000000"/>
         </w:rPr>
-        <w:t>Riphah Konnect is a web-based academic platform built exclusively for the students and faculty of Riphah International University, Islamabad. The purpose of this platform is to bring all academic communication and co</w:t>
-      </w:r>
-      <w:r>
-        <w:rPr>
-          <w:rFonts w:ascii="Times New Roman" w:hAnsi="Times New Roman"/>
-          <w:color w:val="000000"/>
-        </w:rPr>
-        <w:t>llaboration into one place, so that students do not have to rely on general social media tools for university-related activities. The platform is accessible only to people with a verified Riphah email address (@riphah.edu.pk or @students.riphah.edu.pk), wh</w:t>
-      </w:r>
-      <w:r>
-        <w:rPr>
-          <w:rFonts w:ascii="Times New Roman" w:hAnsi="Times New Roman"/>
-          <w:color w:val="000000"/>
-        </w:rPr>
-        <w:t>ich ensures that only actual members of the university can use it.</w:t>
+        <w:t>Riphah Konnect is a web-based academic platform built exclusively for the students and faculty of Riphah International University, Islamabad. The purpose of this platform is to bring all academic communication and collaboration into one place, so that students do not have to rely on general social media tools for university-related activities. The platform is accessible only to people with a verified Riphah email address (@riphah.edu.pk or @students.riphah.edu.pk), which ensures that only actual members of the university can use it.</w:t>
       </w:r>
     </w:p>
     <w:p>
@@ -5253,35 +5098,21 @@
           <w:rFonts w:ascii="Times New Roman" w:hAnsi="Times New Roman"/>
           <w:color w:val="000000"/>
         </w:rPr>
-        <w:t>The platform includes six main features: a Social Feed where students can post and discuss academic topics, Study Groups for organizing collaborative learning, a Campus Events section for d</w:t>
-      </w:r>
-      <w:r>
-        <w:rPr>
-          <w:rFonts w:ascii="Times New Roman" w:hAnsi="Times New Roman"/>
-          <w:color w:val="000000"/>
-        </w:rPr>
-        <w:t>iscovering and signing up for university events, a Lost and Found board for reporting misplaced items, a Real-Time Messaging system for private conversations between students, and a Study Partner Recommendation feature that suggests study partners based on</w:t>
-      </w:r>
-      <w:r>
-        <w:rPr>
-          <w:rFonts w:ascii="Times New Roman" w:hAnsi="Times New Roman"/>
-          <w:color w:val="000000"/>
-        </w:rPr>
-        <w:t xml:space="preserve"> department and academic interests.</w:t>
+        <w:t>The platform includes six main features: a Social Feed where students can post and discuss academic topics, Study Groups for organizing collaborative learning, a Campus Events section for discovering and signing up for university events, a Lost and Found board for reporting misplaced items, a Real-Time Messaging system for private conversations between students, and a Study Partner Recommendation feature that suggests study partners based on department and academic interests.</w:t>
       </w:r>
     </w:p>
     <w:p>
       <w:pPr>
         <w:pStyle w:val="Heading2"/>
       </w:pPr>
-      <w:bookmarkStart w:id="8" w:name="_Toc228996219"/>
+      <w:bookmarkStart w:id="7" w:name="_Toc228996219"/>
       <w:r>
         <w:rPr>
           <w:rFonts w:ascii="Times New Roman" w:hAnsi="Times New Roman"/>
         </w:rPr>
         <w:t>1.2  Opportunity and Stakeholders</w:t>
       </w:r>
-      <w:bookmarkEnd w:id="8"/>
+      <w:bookmarkEnd w:id="7"/>
     </w:p>
     <w:p>
       <w:pPr>
@@ -5293,35 +5124,21 @@
           <w:rFonts w:ascii="Times New Roman" w:hAnsi="Times New Roman"/>
           <w:color w:val="000000"/>
         </w:rPr>
-        <w:t>Students at Riphah International University currently use WhatsApp groups, Facebook pages, and personal messaging to handle academic communication. These tools work to some extent but th</w:t>
-      </w:r>
-      <w:r>
-        <w:rPr>
-          <w:rFonts w:ascii="Times New Roman" w:hAnsi="Times New Roman"/>
-          <w:color w:val="000000"/>
-        </w:rPr>
-        <w:t>ey come with problems: there is no way to confirm that group members are actually from the university, academic content gets lost in general chat history, and there is no structure for organizing groups by subject, semester, or department. Riphah Konnect a</w:t>
-      </w:r>
-      <w:r>
-        <w:rPr>
-          <w:rFonts w:ascii="Times New Roman" w:hAnsi="Times New Roman"/>
-          <w:color w:val="000000"/>
-        </w:rPr>
-        <w:t>ddresses these problems by providing a dedicated platform built specifically around the needs of university students.</w:t>
+        <w:t>Students at Riphah International University currently use WhatsApp groups, Facebook pages, and personal messaging to handle academic communication. These tools work to some extent but they come with problems: there is no way to confirm that group members are actually from the university, academic content gets lost in general chat history, and there is no structure for organizing groups by subject, semester, or department. Riphah Konnect addresses these problems by providing a dedicated platform built specifically around the needs of university students.</w:t>
       </w:r>
     </w:p>
     <w:p>
       <w:pPr>
         <w:pStyle w:val="Heading3"/>
       </w:pPr>
-      <w:bookmarkStart w:id="9" w:name="_Toc228996220"/>
+      <w:bookmarkStart w:id="8" w:name="_Toc228996220"/>
       <w:r>
         <w:rPr>
           <w:rFonts w:ascii="Times New Roman" w:hAnsi="Times New Roman"/>
         </w:rPr>
         <w:t>1.2.1  Stakeholders</w:t>
       </w:r>
-      <w:bookmarkEnd w:id="9"/>
+      <w:bookmarkEnd w:id="8"/>
     </w:p>
     <w:p>
       <w:pPr>
@@ -5350,15 +5167,7 @@
           <w:color w:val="000000"/>
           <w:sz w:val="24"/>
         </w:rPr>
-        <w:t xml:space="preserve">2. Faculty Members </w:t>
-      </w:r>
-      <w:r>
-        <w:rPr>
-          <w:rFonts w:ascii="Times New Roman" w:hAnsi="Times New Roman"/>
-          <w:color w:val="000000"/>
-          <w:sz w:val="24"/>
-        </w:rPr>
-        <w:t>— for posting announcements, resources, and managing study groups</w:t>
+        <w:t>2. Faculty Members — for posting announcements, resources, and managing study groups</w:t>
       </w:r>
     </w:p>
     <w:p>
@@ -5395,33 +5204,27 @@
       <w:pPr>
         <w:pStyle w:val="Heading2"/>
       </w:pPr>
-      <w:bookmarkStart w:id="10" w:name="_Toc228996221"/>
-      <w:r>
-        <w:rPr>
-          <w:rFonts w:ascii="Times New Roman" w:hAnsi="Times New Roman"/>
-        </w:rPr>
-        <w:t>1.3  Motivations and Challe</w:t>
-      </w:r>
-      <w:r>
-        <w:rPr>
-          <w:rFonts w:ascii="Times New Roman" w:hAnsi="Times New Roman"/>
-        </w:rPr>
-        <w:t>nges</w:t>
+      <w:bookmarkStart w:id="9" w:name="_Toc228996221"/>
+      <w:r>
+        <w:rPr>
+          <w:rFonts w:ascii="Times New Roman" w:hAnsi="Times New Roman"/>
+        </w:rPr>
+        <w:t>1.3  Motivations and Challenges</w:t>
+      </w:r>
+      <w:bookmarkEnd w:id="9"/>
+    </w:p>
+    <w:p>
+      <w:pPr>
+        <w:pStyle w:val="Heading3"/>
+      </w:pPr>
+      <w:bookmarkStart w:id="10" w:name="_Toc228996222"/>
+      <w:r>
+        <w:rPr>
+          <w:rFonts w:ascii="Times New Roman" w:hAnsi="Times New Roman"/>
+        </w:rPr>
+        <w:t>1.3.1  Motivations</w:t>
       </w:r>
       <w:bookmarkEnd w:id="10"/>
-    </w:p>
-    <w:p>
-      <w:pPr>
-        <w:pStyle w:val="Heading3"/>
-      </w:pPr>
-      <w:bookmarkStart w:id="11" w:name="_Toc228996222"/>
-      <w:r>
-        <w:rPr>
-          <w:rFonts w:ascii="Times New Roman" w:hAnsi="Times New Roman"/>
-        </w:rPr>
-        <w:t>1.3.1  Motivations</w:t>
-      </w:r>
-      <w:bookmarkEnd w:id="11"/>
     </w:p>
     <w:p>
       <w:pPr>
@@ -5450,15 +5253,7 @@
           <w:color w:val="000000"/>
           <w:sz w:val="24"/>
         </w:rPr>
-        <w:t>2. University-On</w:t>
-      </w:r>
-      <w:r>
-        <w:rPr>
-          <w:rFonts w:ascii="Times New Roman" w:hAnsi="Times New Roman"/>
-          <w:color w:val="000000"/>
-          <w:sz w:val="24"/>
-        </w:rPr>
-        <w:t>ly Access: Since only Riphah email holders can register, every user on the platform is a verified member of the university. This makes the environment more trusted and relevant.</w:t>
+        <w:t>2. University-Only Access: Since only Riphah email holders can register, every user on the platform is a verified member of the university. This makes the environment more trusted and relevant.</w:t>
       </w:r>
     </w:p>
     <w:p>
@@ -5474,15 +5269,7 @@
           <w:sz w:val="24"/>
         </w:rPr>
         <w:lastRenderedPageBreak/>
-        <w:t xml:space="preserve">3. Better Study Group Organization: Instead of informal WhatsApp groups with </w:t>
-      </w:r>
-      <w:r>
-        <w:rPr>
-          <w:rFonts w:ascii="Times New Roman" w:hAnsi="Times New Roman"/>
-          <w:color w:val="000000"/>
-          <w:sz w:val="24"/>
-        </w:rPr>
-        <w:t>no structure, students can create groups under specific subjects or courses and share resources within those groups.</w:t>
+        <w:t>3. Better Study Group Organization: Instead of informal WhatsApp groups with no structure, students can create groups under specific subjects or courses and share resources within those groups.</w:t>
       </w:r>
     </w:p>
     <w:p>
@@ -5497,15 +5284,7 @@
           <w:color w:val="000000"/>
           <w:sz w:val="24"/>
         </w:rPr>
-        <w:t>4. Staying Updated on Campus Events: The campus events module makes it easy for students to find and sign up for university events, which a</w:t>
-      </w:r>
-      <w:r>
-        <w:rPr>
-          <w:rFonts w:ascii="Times New Roman" w:hAnsi="Times New Roman"/>
-          <w:color w:val="000000"/>
-          <w:sz w:val="24"/>
-        </w:rPr>
-        <w:t>re currently announced through scattered channels.</w:t>
+        <w:t>4. Staying Updated on Campus Events: The campus events module makes it easy for students to find and sign up for university events, which are currently announced through scattered channels.</w:t>
       </w:r>
     </w:p>
     <w:p>
@@ -5527,14 +5306,14 @@
       <w:pPr>
         <w:pStyle w:val="Heading3"/>
       </w:pPr>
-      <w:bookmarkStart w:id="12" w:name="_Toc228996223"/>
+      <w:bookmarkStart w:id="11" w:name="_Toc228996223"/>
       <w:r>
         <w:rPr>
           <w:rFonts w:ascii="Times New Roman" w:hAnsi="Times New Roman"/>
         </w:rPr>
         <w:t>1.3.2  Challenges</w:t>
       </w:r>
-      <w:bookmarkEnd w:id="12"/>
+      <w:bookmarkEnd w:id="11"/>
     </w:p>
     <w:p>
       <w:pPr>
@@ -5548,15 +5327,7 @@
           <w:color w:val="000000"/>
           <w:sz w:val="24"/>
         </w:rPr>
-        <w:t>1. Getting Students to Switch: Students are already comf</w:t>
-      </w:r>
-      <w:r>
-        <w:rPr>
-          <w:rFonts w:ascii="Times New Roman" w:hAnsi="Times New Roman"/>
-          <w:color w:val="000000"/>
-          <w:sz w:val="24"/>
-        </w:rPr>
-        <w:t>ortable using WhatsApp and Facebook. Getting them to adopt a new platform requires the platform to be genuinely useful and easy to use.</w:t>
+        <w:t>1. Getting Students to Switch: Students are already comfortable using WhatsApp and Facebook. Getting them to adopt a new platform requires the platform to be genuinely useful and easy to use.</w:t>
       </w:r>
     </w:p>
     <w:p>
@@ -5571,15 +5342,7 @@
           <w:color w:val="000000"/>
           <w:sz w:val="24"/>
         </w:rPr>
-        <w:t>2. Email Domain Restriction: Limiting access to Riphah emails only is important for keeping the community genuine, but i</w:t>
-      </w:r>
-      <w:r>
-        <w:rPr>
-          <w:rFonts w:ascii="Times New Roman" w:hAnsi="Times New Roman"/>
-          <w:color w:val="000000"/>
-          <w:sz w:val="24"/>
-        </w:rPr>
-        <w:t>t also means the platform cannot be used by people outside the university.</w:t>
+        <w:t>2. Email Domain Restriction: Limiting access to Riphah emails only is important for keeping the community genuine, but it also means the platform cannot be used by people outside the university.</w:t>
       </w:r>
     </w:p>
     <w:p>
@@ -5609,42 +5372,34 @@
           <w:color w:val="000000"/>
           <w:sz w:val="24"/>
         </w:rPr>
-        <w:t>4. Getting Users t</w:t>
-      </w:r>
-      <w:r>
-        <w:rPr>
-          <w:rFonts w:ascii="Times New Roman" w:hAnsi="Times New Roman"/>
-          <w:color w:val="000000"/>
-          <w:sz w:val="24"/>
-        </w:rPr>
-        <w:t>o Fill Their Profiles: The study partner recommendations are only useful if students fill in their skills and interests on their profiles. Getting users to do this takes time.</w:t>
+        <w:t>4. Getting Users to Fill Their Profiles: The study partner recommendations are only useful if students fill in their skills and interests on their profiles. Getting users to do this takes time.</w:t>
       </w:r>
     </w:p>
     <w:p>
       <w:pPr>
         <w:pStyle w:val="Heading2"/>
       </w:pPr>
-      <w:bookmarkStart w:id="13" w:name="_Toc228996224"/>
+      <w:bookmarkStart w:id="12" w:name="_Toc228996224"/>
       <w:r>
         <w:rPr>
           <w:rFonts w:ascii="Times New Roman" w:hAnsi="Times New Roman"/>
         </w:rPr>
         <w:t>1.4  Goals and Objectives</w:t>
       </w:r>
+      <w:bookmarkEnd w:id="12"/>
+    </w:p>
+    <w:p>
+      <w:pPr>
+        <w:pStyle w:val="Heading3"/>
+      </w:pPr>
+      <w:bookmarkStart w:id="13" w:name="_Toc228996225"/>
+      <w:r>
+        <w:rPr>
+          <w:rFonts w:ascii="Times New Roman" w:hAnsi="Times New Roman"/>
+        </w:rPr>
+        <w:t>1.4.1  One Platform for Academic Communication</w:t>
+      </w:r>
       <w:bookmarkEnd w:id="13"/>
-    </w:p>
-    <w:p>
-      <w:pPr>
-        <w:pStyle w:val="Heading3"/>
-      </w:pPr>
-      <w:bookmarkStart w:id="14" w:name="_Toc228996225"/>
-      <w:r>
-        <w:rPr>
-          <w:rFonts w:ascii="Times New Roman" w:hAnsi="Times New Roman"/>
-        </w:rPr>
-        <w:t>1.4.1  One Platform for Academic Communication</w:t>
-      </w:r>
-      <w:bookmarkEnd w:id="14"/>
     </w:p>
     <w:p>
       <w:pPr>
@@ -5656,35 +5411,21 @@
           <w:rFonts w:ascii="Times New Roman" w:hAnsi="Times New Roman"/>
           <w:color w:val="000000"/>
         </w:rPr>
-        <w:t>The mai</w:t>
-      </w:r>
-      <w:r>
-        <w:rPr>
-          <w:rFonts w:ascii="Times New Roman" w:hAnsi="Times New Roman"/>
-          <w:color w:val="000000"/>
-        </w:rPr>
-        <w:t>n goal of Riphah Konnect is to give students one place where they can handle all academic communication — posting questions, sharing notes, joining study groups, finding events, and messaging classmates. This replaces the need to use multiple unrelated app</w:t>
-      </w:r>
-      <w:r>
-        <w:rPr>
-          <w:rFonts w:ascii="Times New Roman" w:hAnsi="Times New Roman"/>
-          <w:color w:val="000000"/>
-        </w:rPr>
-        <w:t>s.</w:t>
+        <w:t>The main goal of Riphah Konnect is to give students one place where they can handle all academic communication — posting questions, sharing notes, joining study groups, finding events, and messaging classmates. This replaces the need to use multiple unrelated apps.</w:t>
       </w:r>
     </w:p>
     <w:p>
       <w:pPr>
         <w:pStyle w:val="Heading3"/>
       </w:pPr>
-      <w:bookmarkStart w:id="15" w:name="_Toc228996226"/>
+      <w:bookmarkStart w:id="14" w:name="_Toc228996226"/>
       <w:r>
         <w:rPr>
           <w:rFonts w:ascii="Times New Roman" w:hAnsi="Times New Roman"/>
         </w:rPr>
         <w:t>1.4.2  Verified University Community</w:t>
       </w:r>
-      <w:bookmarkEnd w:id="15"/>
+      <w:bookmarkEnd w:id="14"/>
     </w:p>
     <w:p>
       <w:pPr>
@@ -5696,28 +5437,21 @@
           <w:rFonts w:ascii="Times New Roman" w:hAnsi="Times New Roman"/>
           <w:color w:val="000000"/>
         </w:rPr>
-        <w:t>By requiring a Riphah email to register, the platform ensures that every person on it is an actual student or faculty member of Riphah International University. This makes the platform a trusted space for academic in</w:t>
-      </w:r>
-      <w:r>
-        <w:rPr>
-          <w:rFonts w:ascii="Times New Roman" w:hAnsi="Times New Roman"/>
-          <w:color w:val="000000"/>
-        </w:rPr>
-        <w:t>teraction.</w:t>
+        <w:t>By requiring a Riphah email to register, the platform ensures that every person on it is an actual student or faculty member of Riphah International University. This makes the platform a trusted space for academic interaction.</w:t>
       </w:r>
     </w:p>
     <w:p>
       <w:pPr>
         <w:pStyle w:val="Heading3"/>
       </w:pPr>
-      <w:bookmarkStart w:id="16" w:name="_Toc228996227"/>
+      <w:bookmarkStart w:id="15" w:name="_Toc228996227"/>
       <w:r>
         <w:rPr>
           <w:rFonts w:ascii="Times New Roman" w:hAnsi="Times New Roman"/>
         </w:rPr>
         <w:t>1.4.3  Improve Peer Learning</w:t>
       </w:r>
-      <w:bookmarkEnd w:id="16"/>
+      <w:bookmarkEnd w:id="15"/>
     </w:p>
     <w:p>
       <w:pPr>
@@ -5736,21 +5470,15 @@
       <w:pPr>
         <w:pStyle w:val="Heading3"/>
       </w:pPr>
-      <w:bookmarkStart w:id="17" w:name="_Toc228996228"/>
+      <w:bookmarkStart w:id="16" w:name="_Toc228996228"/>
       <w:r>
         <w:rPr>
           <w:rFonts w:ascii="Times New Roman" w:hAnsi="Times New Roman"/>
         </w:rPr>
         <w:lastRenderedPageBreak/>
-        <w:t>1.4.4  Be</w:t>
-      </w:r>
-      <w:r>
-        <w:rPr>
-          <w:rFonts w:ascii="Times New Roman" w:hAnsi="Times New Roman"/>
-        </w:rPr>
-        <w:t>tter Campus Engagement</w:t>
-      </w:r>
-      <w:bookmarkEnd w:id="17"/>
+        <w:t>1.4.4  Better Campus Engagement</w:t>
+      </w:r>
+      <w:bookmarkEnd w:id="16"/>
     </w:p>
     <w:p>
       <w:pPr>
@@ -5769,14 +5497,14 @@
       <w:pPr>
         <w:pStyle w:val="Heading2"/>
       </w:pPr>
-      <w:bookmarkStart w:id="18" w:name="_Toc228996229"/>
+      <w:bookmarkStart w:id="17" w:name="_Toc228996229"/>
       <w:r>
         <w:rPr>
           <w:rFonts w:ascii="Times New Roman" w:hAnsi="Times New Roman"/>
         </w:rPr>
         <w:t>1.5  Solution Overview</w:t>
       </w:r>
-      <w:bookmarkEnd w:id="18"/>
+      <w:bookmarkEnd w:id="17"/>
     </w:p>
     <w:p>
       <w:pPr>
@@ -5788,35 +5516,21 @@
           <w:rFonts w:ascii="Times New Roman" w:hAnsi="Times New Roman"/>
           <w:color w:val="000000"/>
         </w:rPr>
-        <w:t>Riphah Konnect is a full-stack web applicat</w:t>
-      </w:r>
-      <w:r>
-        <w:rPr>
-          <w:rFonts w:ascii="Times New Roman" w:hAnsi="Times New Roman"/>
-          <w:color w:val="000000"/>
-        </w:rPr>
-        <w:t>ion. The frontend is built with React 18 and styled using TailwindCSS. The backend is a REST API built with Node.js and Express.js, connected to a PostgreSQL database using Prisma ORM. User authentication is done using JSON Web Tokens (JWT). Real-time mess</w:t>
-      </w:r>
-      <w:r>
-        <w:rPr>
-          <w:rFonts w:ascii="Times New Roman" w:hAnsi="Times New Roman"/>
-          <w:color w:val="000000"/>
-        </w:rPr>
-        <w:t>aging uses Socket.io. The database is hosted on Supabase. Access is controlled by checking the user's email domain at registration.</w:t>
+        <w:t>Riphah Konnect is a full-stack web application. The frontend is built with React 18 and styled using TailwindCSS. The backend is a REST API built with Node.js and Express.js, connected to a PostgreSQL database using Prisma ORM. User authentication is done using JSON Web Tokens (JWT). Real-time messaging uses Socket.io. The database is hosted on Supabase. Access is controlled by checking the user's email domain at registration.</w:t>
       </w:r>
     </w:p>
     <w:p>
       <w:pPr>
         <w:pStyle w:val="Heading3"/>
       </w:pPr>
-      <w:bookmarkStart w:id="19" w:name="_Toc228996230"/>
+      <w:bookmarkStart w:id="18" w:name="_Toc228996230"/>
       <w:r>
         <w:rPr>
           <w:rFonts w:ascii="Times New Roman" w:hAnsi="Times New Roman"/>
         </w:rPr>
         <w:t>1.5.1  Scope of the Project</w:t>
       </w:r>
-      <w:bookmarkEnd w:id="19"/>
+      <w:bookmarkEnd w:id="18"/>
     </w:p>
     <w:p>
       <w:pPr>
@@ -5845,15 +5559,7 @@
           <w:color w:val="000000"/>
           <w:sz w:val="24"/>
         </w:rPr>
-        <w:t>2. Social Feed (post, like,</w:t>
-      </w:r>
-      <w:r>
-        <w:rPr>
-          <w:rFonts w:ascii="Times New Roman" w:hAnsi="Times New Roman"/>
-          <w:color w:val="000000"/>
-          <w:sz w:val="24"/>
-        </w:rPr>
-        <w:t xml:space="preserve"> comment, filter by type)</w:t>
+        <w:t>2. Social Feed (post, like, comment, filter by type)</w:t>
       </w:r>
     </w:p>
     <w:p>
@@ -5928,15 +5634,7 @@
           <w:color w:val="000000"/>
           <w:sz w:val="24"/>
         </w:rPr>
-        <w:t>7. Study Partner</w:t>
-      </w:r>
-      <w:r>
-        <w:rPr>
-          <w:rFonts w:ascii="Times New Roman" w:hAnsi="Times New Roman"/>
-          <w:color w:val="000000"/>
-          <w:sz w:val="24"/>
-        </w:rPr>
-        <w:t xml:space="preserve"> Recommendations (based on department, semester, skills)</w:t>
+        <w:t>7. Study Partner Recommendations (based on department, semester, skills)</w:t>
       </w:r>
     </w:p>
     <w:p>
@@ -5958,14 +5656,14 @@
       <w:pPr>
         <w:pStyle w:val="Heading2"/>
       </w:pPr>
-      <w:bookmarkStart w:id="20" w:name="_Toc228996231"/>
+      <w:bookmarkStart w:id="19" w:name="_Toc228996231"/>
       <w:r>
         <w:rPr>
           <w:rFonts w:ascii="Times New Roman" w:hAnsi="Times New Roman"/>
         </w:rPr>
         <w:t>1.6  Report Outline</w:t>
       </w:r>
-      <w:bookmarkEnd w:id="20"/>
+      <w:bookmarkEnd w:id="19"/>
     </w:p>
     <w:p>
       <w:pPr>
@@ -5977,28 +5675,7 @@
           <w:rFonts w:ascii="Times New Roman" w:hAnsi="Times New Roman"/>
           <w:color w:val="000000"/>
         </w:rPr>
-        <w:t>Chapter 1 gives an overview of the Riphah Konnect project, including its purpose, stakeholders, motivations, chall</w:t>
-      </w:r>
-      <w:r>
-        <w:rPr>
-          <w:rFonts w:ascii="Times New Roman" w:hAnsi="Times New Roman"/>
-          <w:color w:val="000000"/>
-        </w:rPr>
-        <w:t>enges, and the overall solution. Chapter 2 presents a market survey comparing existing platforms and explaining why Riphah Konnect is needed. Chapter 3 covers the complete requirement engineering, including functional requirements for each module, non-func</w:t>
-      </w:r>
-      <w:r>
-        <w:rPr>
-          <w:rFonts w:ascii="Times New Roman" w:hAnsi="Times New Roman"/>
-          <w:color w:val="000000"/>
-        </w:rPr>
-        <w:t>tional requirements, and black-box test cases. Chapter 4 covers the system design including architecture, class diagrams, and use case diagrams. Chapter 5 explains the implementation and tools used. Chapter 7 concludes the report with achievements and futu</w:t>
-      </w:r>
-      <w:r>
-        <w:rPr>
-          <w:rFonts w:ascii="Times New Roman" w:hAnsi="Times New Roman"/>
-          <w:color w:val="000000"/>
-        </w:rPr>
-        <w:t>re plans.</w:t>
+        <w:t>Chapter 1 gives an overview of the Riphah Konnect project, including its purpose, stakeholders, motivations, challenges, and the overall solution. Chapter 2 presents a market survey comparing existing platforms and explaining why Riphah Konnect is needed. Chapter 3 covers the complete requirement engineering, including functional requirements for each module, non-functional requirements, and black-box test cases. Chapter 4 covers the system design including architecture, class diagrams, and use case diagrams. Chapter 5 explains the implementation and tools used. Chapter 7 concludes the report with achievements and future plans.</w:t>
       </w:r>
     </w:p>
     <w:p>
@@ -6048,14 +5725,14 @@
       <w:pPr>
         <w:pStyle w:val="Heading1"/>
       </w:pPr>
-      <w:bookmarkStart w:id="21" w:name="_Toc228996232"/>
+      <w:bookmarkStart w:id="20" w:name="_Toc228996232"/>
       <w:r>
         <w:rPr>
           <w:rFonts w:ascii="Times New Roman" w:hAnsi="Times New Roman"/>
         </w:rPr>
         <w:t>Chapter 2: Market Survey</w:t>
       </w:r>
-      <w:bookmarkEnd w:id="21"/>
+      <w:bookmarkEnd w:id="20"/>
     </w:p>
     <w:p>
       <w:pPr>
@@ -6069,7 +5746,7 @@
       <w:pPr>
         <w:pStyle w:val="Heading2"/>
       </w:pPr>
-      <w:bookmarkStart w:id="22" w:name="_Toc228996233"/>
+      <w:bookmarkStart w:id="21" w:name="_Toc228996233"/>
       <w:r>
         <w:rPr>
           <w:rFonts w:ascii="Times New Roman" w:hAnsi="Times New Roman"/>
@@ -6077,7 +5754,7 @@
         <w:lastRenderedPageBreak/>
         <w:t>2.1  Introduction</w:t>
       </w:r>
-      <w:bookmarkEnd w:id="22"/>
+      <w:bookmarkEnd w:id="21"/>
     </w:p>
     <w:p>
       <w:pPr>
@@ -6089,14 +5766,7 @@
           <w:rFonts w:ascii="Times New Roman" w:hAnsi="Times New Roman"/>
           <w:color w:val="000000"/>
         </w:rPr>
-        <w:t xml:space="preserve">Before starting development, we looked at existing platforms that students use for academic communication and collaboration. The goal was to understand what features are available in </w:t>
-      </w:r>
-      <w:r>
-        <w:rPr>
-          <w:rFonts w:ascii="Times New Roman" w:hAnsi="Times New Roman"/>
-          <w:color w:val="000000"/>
-        </w:rPr>
-        <w:t>current tools, where they fall short for university students in Pakistan, and how Riphah Konnect can fill those gaps. We looked at both global student platforms and general-purpose tools that are commonly used by university students locally [1][2].</w:t>
+        <w:t>Before starting development, we looked at existing platforms that students use for academic communication and collaboration. The goal was to understand what features are available in current tools, where they fall short for university students in Pakistan, and how Riphah Konnect can fill those gaps. We looked at both global student platforms and general-purpose tools that are commonly used by university students locally [1][2].</w:t>
       </w:r>
     </w:p>
     <w:p>
@@ -6109,35 +5779,21 @@
           <w:rFonts w:ascii="Times New Roman" w:hAnsi="Times New Roman"/>
           <w:color w:val="000000"/>
         </w:rPr>
-        <w:t>The mai</w:t>
-      </w:r>
-      <w:r>
-        <w:rPr>
-          <w:rFonts w:ascii="Times New Roman" w:hAnsi="Times New Roman"/>
-          <w:color w:val="000000"/>
-        </w:rPr>
-        <w:t>n conclusion from our research was that no existing platform available to Riphah students combines university-verified access, academic social features, study groups, event management, real-time messaging, and lost and found — all in one place, free of cos</w:t>
-      </w:r>
-      <w:r>
-        <w:rPr>
-          <w:rFonts w:ascii="Times New Roman" w:hAnsi="Times New Roman"/>
-          <w:color w:val="000000"/>
-        </w:rPr>
-        <w:t>t, and accessible in Pakistan [3].</w:t>
+        <w:t>The main conclusion from our research was that no existing platform available to Riphah students combines university-verified access, academic social features, study groups, event management, real-time messaging, and lost and found — all in one place, free of cost, and accessible in Pakistan [3].</w:t>
       </w:r>
     </w:p>
     <w:p>
       <w:pPr>
         <w:pStyle w:val="Heading2"/>
       </w:pPr>
-      <w:bookmarkStart w:id="23" w:name="_Toc228996234"/>
+      <w:bookmarkStart w:id="22" w:name="_Toc228996234"/>
       <w:r>
         <w:rPr>
           <w:rFonts w:ascii="Times New Roman" w:hAnsi="Times New Roman"/>
         </w:rPr>
         <w:t>2.2  Literature Review</w:t>
       </w:r>
-      <w:bookmarkEnd w:id="23"/>
+      <w:bookmarkEnd w:id="22"/>
     </w:p>
     <w:p>
       <w:pPr>
@@ -6162,21 +5818,7 @@
           <w:rFonts w:ascii="Times New Roman" w:hAnsi="Times New Roman"/>
           <w:color w:val="000000"/>
         </w:rPr>
-        <w:t>Unii is a</w:t>
-      </w:r>
-      <w:r>
-        <w:rPr>
-          <w:rFonts w:ascii="Times New Roman" w:hAnsi="Times New Roman"/>
-          <w:color w:val="000000"/>
-        </w:rPr>
-        <w:t xml:space="preserve"> social network for university students in the UK. It requires a verified university email to sign up, which is similar to what we are doing. However, it is only available to UK universities, does not have real-time messaging, and has no study group or los</w:t>
-      </w:r>
-      <w:r>
-        <w:rPr>
-          <w:rFonts w:ascii="Times New Roman" w:hAnsi="Times New Roman"/>
-          <w:color w:val="000000"/>
-        </w:rPr>
-        <w:t>t and found features [2].</w:t>
+        <w:t>Unii is a social network for university students in the UK. It requires a verified university email to sign up, which is similar to what we are doing. However, it is only available to UK universities, does not have real-time messaging, and has no study group or lost and found features [2].</w:t>
       </w:r>
     </w:p>
     <w:p>
@@ -6202,14 +5844,7 @@
           <w:rFonts w:ascii="Times New Roman" w:hAnsi="Times New Roman"/>
           <w:color w:val="000000"/>
         </w:rPr>
-        <w:t xml:space="preserve">CampusGroups is used </w:t>
-      </w:r>
-      <w:r>
-        <w:rPr>
-          <w:rFonts w:ascii="Times New Roman" w:hAnsi="Times New Roman"/>
-          <w:color w:val="000000"/>
-        </w:rPr>
-        <w:t>by some universities in North America. It has event management and organization tools, but it requires a paid university license and does not have an informal social feed or direct messaging between students [3].</w:t>
+        <w:t>CampusGroups is used by some universities in North America. It has event management and organization tools, but it requires a paid university license and does not have an informal social feed or direct messaging between students [3].</w:t>
       </w:r>
     </w:p>
     <w:p>
@@ -6222,14 +5857,7 @@
           <w:rFonts w:ascii="Times New Roman" w:hAnsi="Times New Roman"/>
           <w:color w:val="000000"/>
         </w:rPr>
-        <w:t>Facebook Campus was a university-restricted</w:t>
-      </w:r>
-      <w:r>
-        <w:rPr>
-          <w:rFonts w:ascii="Times New Roman" w:hAnsi="Times New Roman"/>
-          <w:color w:val="000000"/>
-        </w:rPr>
-        <w:t xml:space="preserve"> version of Facebook. It had a social feed and groups, but it was shut down in 2022 because students did not find it useful enough to switch from the regular Facebook. It also had no study group structure or lost and found feature [4].</w:t>
+        <w:t>Facebook Campus was a university-restricted version of Facebook. It had a social feed and groups, but it was shut down in 2022 because students did not find it useful enough to switch from the regular Facebook. It also had no study group structure or lost and found feature [4].</w:t>
       </w:r>
     </w:p>
     <w:p>
@@ -6242,21 +5870,7 @@
           <w:rFonts w:ascii="Times New Roman" w:hAnsi="Times New Roman"/>
           <w:color w:val="000000"/>
         </w:rPr>
-        <w:t>WhatsApp is what mos</w:t>
-      </w:r>
-      <w:r>
-        <w:rPr>
-          <w:rFonts w:ascii="Times New Roman" w:hAnsi="Times New Roman"/>
-          <w:color w:val="000000"/>
-        </w:rPr>
-        <w:t>t Pakistani university students currently use for academic communication. While it works well for messaging, it has no academic structure, no event management, and no way to verify that users are from the same university. Academic content gets buried in pe</w:t>
-      </w:r>
-      <w:r>
-        <w:rPr>
-          <w:rFonts w:ascii="Times New Roman" w:hAnsi="Times New Roman"/>
-          <w:color w:val="000000"/>
-        </w:rPr>
-        <w:t>rsonal chat history very quickly [5].</w:t>
+        <w:t>WhatsApp is what most Pakistani university students currently use for academic communication. While it works well for messaging, it has no academic structure, no event management, and no way to verify that users are from the same university. Academic content gets buried in personal chat history very quickly [5].</w:t>
       </w:r>
     </w:p>
     <w:p>
@@ -7224,20 +6838,14 @@
       <w:pPr>
         <w:pStyle w:val="Heading2"/>
       </w:pPr>
-      <w:bookmarkStart w:id="24" w:name="_Toc228996235"/>
-      <w:r>
-        <w:rPr>
-          <w:rFonts w:ascii="Times New Roman" w:hAnsi="Times New Roman"/>
-        </w:rPr>
-        <w:t xml:space="preserve">2.3  </w:t>
-      </w:r>
-      <w:r>
-        <w:rPr>
-          <w:rFonts w:ascii="Times New Roman" w:hAnsi="Times New Roman"/>
-        </w:rPr>
-        <w:t>Summary</w:t>
-      </w:r>
-      <w:bookmarkEnd w:id="24"/>
+      <w:bookmarkStart w:id="23" w:name="_Toc228996235"/>
+      <w:r>
+        <w:rPr>
+          <w:rFonts w:ascii="Times New Roman" w:hAnsi="Times New Roman"/>
+        </w:rPr>
+        <w:t>2.3  Summary</w:t>
+      </w:r>
+      <w:bookmarkEnd w:id="23"/>
     </w:p>
     <w:p>
       <w:pPr>
@@ -7249,28 +6857,21 @@
           <w:rFonts w:ascii="Times New Roman" w:hAnsi="Times New Roman"/>
           <w:color w:val="000000"/>
         </w:rPr>
-        <w:t>From the comparison above, it is clear that no single existing platform covers all the features that Riphah students need in one place. Platforms that have verification (like Unii) are not available in Pakistan. Platforms that are available (like W</w:t>
-      </w:r>
-      <w:r>
-        <w:rPr>
-          <w:rFonts w:ascii="Times New Roman" w:hAnsi="Times New Roman"/>
-          <w:color w:val="000000"/>
-        </w:rPr>
-        <w:t>hatsApp) have no academic structure or verification. This confirms that there is a real need for a dedicated platform like Riphah Konnect, and our comparison table shows exactly what we are providing that others do not.</w:t>
+        <w:t>From the comparison above, it is clear that no single existing platform covers all the features that Riphah students need in one place. Platforms that have verification (like Unii) are not available in Pakistan. Platforms that are available (like WhatsApp) have no academic structure or verification. This confirms that there is a real need for a dedicated platform like Riphah Konnect, and our comparison table shows exactly what we are providing that others do not.</w:t>
       </w:r>
     </w:p>
     <w:p>
       <w:pPr>
         <w:pStyle w:val="Heading2"/>
       </w:pPr>
-      <w:bookmarkStart w:id="25" w:name="_Toc228996236"/>
+      <w:bookmarkStart w:id="24" w:name="_Toc228996236"/>
       <w:r>
         <w:rPr>
           <w:rFonts w:ascii="Times New Roman" w:hAnsi="Times New Roman"/>
         </w:rPr>
         <w:t>2.4  References</w:t>
       </w:r>
-      <w:bookmarkEnd w:id="25"/>
+      <w:bookmarkEnd w:id="24"/>
     </w:p>
     <w:p>
       <w:pPr>
@@ -7282,14 +6883,7 @@
           <w:rFonts w:ascii="Times New Roman" w:hAnsi="Times New Roman"/>
           <w:color w:val="000000"/>
         </w:rPr>
-        <w:t>[1]  M. A. Chatti, M</w:t>
-      </w:r>
-      <w:r>
-        <w:rPr>
-          <w:rFonts w:ascii="Times New Roman" w:hAnsi="Times New Roman"/>
-          <w:color w:val="000000"/>
-        </w:rPr>
-        <w:t>. Jarke, and D. Frosch-Wilke, "The future of e-learning: a shift to knowledge networking and social software," International Journal of Knowledge and Learning, vol. 3, no. 4-5, pp. 404-420, 2007.</w:t>
+        <w:t>[1]  M. A. Chatti, M. Jarke, and D. Frosch-Wilke, "The future of e-learning: a shift to knowledge networking and social software," International Journal of Knowledge and Learning, vol. 3, no. 4-5, pp. 404-420, 2007.</w:t>
       </w:r>
     </w:p>
     <w:p>
@@ -7302,14 +6896,7 @@
           <w:rFonts w:ascii="Times New Roman" w:hAnsi="Times New Roman"/>
           <w:color w:val="000000"/>
         </w:rPr>
-        <w:t>[2]  Unii Ltd., "Unii — The Student Network," 2024. [Online]</w:t>
-      </w:r>
-      <w:r>
-        <w:rPr>
-          <w:rFonts w:ascii="Times New Roman" w:hAnsi="Times New Roman"/>
-          <w:color w:val="000000"/>
-        </w:rPr>
-        <w:t>. Available: https://www.unii.com/</w:t>
+        <w:t>[2]  Unii Ltd., "Unii — The Student Network," 2024. [Online]. Available: https://www.unii.com/</w:t>
       </w:r>
     </w:p>
     <w:p>
@@ -7348,14 +6935,7 @@
           <w:rFonts w:ascii="Times New Roman" w:hAnsi="Times New Roman"/>
           <w:color w:val="000000"/>
         </w:rPr>
-        <w:t xml:space="preserve">[5]  Meta Platforms Inc., "WhatsApp Messenger," </w:t>
-      </w:r>
-      <w:r>
-        <w:rPr>
-          <w:rFonts w:ascii="Times New Roman" w:hAnsi="Times New Roman"/>
-          <w:color w:val="000000"/>
-        </w:rPr>
-        <w:t>2024. [Online]. Available: https://www.whatsapp.com/</w:t>
+        <w:t>[5]  Meta Platforms Inc., "WhatsApp Messenger," 2024. [Online]. Available: https://www.whatsapp.com/</w:t>
       </w:r>
     </w:p>
     <w:p>
@@ -7405,14 +6985,14 @@
       <w:pPr>
         <w:pStyle w:val="Heading1"/>
       </w:pPr>
-      <w:bookmarkStart w:id="26" w:name="_Toc228996237"/>
+      <w:bookmarkStart w:id="25" w:name="_Toc228996237"/>
       <w:r>
         <w:rPr>
           <w:rFonts w:ascii="Times New Roman" w:hAnsi="Times New Roman"/>
         </w:rPr>
         <w:t>Chapter 3: Requirement Engineering</w:t>
       </w:r>
-      <w:bookmarkEnd w:id="26"/>
+      <w:bookmarkEnd w:id="25"/>
     </w:p>
     <w:p>
       <w:pPr>
@@ -7426,7 +7006,7 @@
       <w:pPr>
         <w:pStyle w:val="Heading2"/>
       </w:pPr>
-      <w:bookmarkStart w:id="27" w:name="_Toc228996238"/>
+      <w:bookmarkStart w:id="26" w:name="_Toc228996238"/>
       <w:r>
         <w:rPr>
           <w:rFonts w:ascii="Times New Roman" w:hAnsi="Times New Roman"/>
@@ -7434,7 +7014,7 @@
         <w:lastRenderedPageBreak/>
         <w:t>3.1  Introduction</w:t>
       </w:r>
-      <w:bookmarkEnd w:id="27"/>
+      <w:bookmarkEnd w:id="26"/>
     </w:p>
     <w:p>
       <w:pPr>
@@ -7446,35 +7026,21 @@
           <w:rFonts w:ascii="Times New Roman" w:hAnsi="Times New Roman"/>
           <w:color w:val="000000"/>
         </w:rPr>
-        <w:t>This chapter covers all the requirements for the Riphah Konnect platform. We start with three problem scenario tables that show the</w:t>
-      </w:r>
-      <w:r>
-        <w:rPr>
-          <w:rFonts w:ascii="Times New Roman" w:hAnsi="Times New Roman"/>
-          <w:color w:val="000000"/>
-        </w:rPr>
-        <w:t xml:space="preserve"> specific problems our system is solving. Then we list the functional requirements for each module, followed by the non-functional requirements. The chapter ends with black-box test cases for the main features, designed using equivalence partitioning to id</w:t>
-      </w:r>
-      <w:r>
-        <w:rPr>
-          <w:rFonts w:ascii="Times New Roman" w:hAnsi="Times New Roman"/>
-          <w:color w:val="000000"/>
-        </w:rPr>
-        <w:t>entify valid and invalid inputs.</w:t>
+        <w:t>This chapter covers all the requirements for the Riphah Konnect platform. We start with three problem scenario tables that show the specific problems our system is solving. Then we list the functional requirements for each module, followed by the non-functional requirements. The chapter ends with black-box test cases for the main features, designed using equivalence partitioning to identify valid and invalid inputs.</w:t>
       </w:r>
     </w:p>
     <w:p>
       <w:pPr>
         <w:pStyle w:val="Heading2"/>
       </w:pPr>
-      <w:bookmarkStart w:id="28" w:name="_Toc228996239"/>
+      <w:bookmarkStart w:id="27" w:name="_Toc228996239"/>
       <w:r>
         <w:rPr>
           <w:rFonts w:ascii="Times New Roman" w:hAnsi="Times New Roman"/>
         </w:rPr>
         <w:t>3.2  Problem Scenarios</w:t>
       </w:r>
-      <w:bookmarkEnd w:id="28"/>
+      <w:bookmarkEnd w:id="27"/>
     </w:p>
     <w:p>
       <w:pPr>
@@ -7605,14 +7171,7 @@
                 <w:rFonts w:ascii="Times New Roman" w:hAnsi="Times New Roman"/>
                 <w:color w:val="000000"/>
               </w:rPr>
-              <w:t xml:space="preserve">Riphah students have no </w:t>
-            </w:r>
-            <w:r>
-              <w:rPr>
-                <w:rFonts w:ascii="Times New Roman" w:hAnsi="Times New Roman"/>
-                <w:color w:val="000000"/>
-              </w:rPr>
-              <w:t>university-specific platform for academic discussions and resource sharing. They use WhatsApp groups which have no structure, no subject categorization, and no way to search for past content.</w:t>
+              <w:t>Riphah students have no university-specific platform for academic discussions and resource sharing. They use WhatsApp groups which have no structure, no subject categorization, and no way to search for past content.</w:t>
             </w:r>
           </w:p>
         </w:tc>
@@ -7678,14 +7237,7 @@
                 <w:rFonts w:ascii="Times New Roman" w:hAnsi="Times New Roman"/>
                 <w:color w:val="000000"/>
               </w:rPr>
-              <w:t>Study notes and acade</w:t>
-            </w:r>
-            <w:r>
-              <w:rPr>
-                <w:rFonts w:ascii="Times New Roman" w:hAnsi="Times New Roman"/>
-                <w:color w:val="000000"/>
-              </w:rPr>
-              <w:t>mic resources are lost in chat histories. There is no organized record of academic discussions or shared files.</w:t>
+              <w:t>Study notes and academic resources are lost in chat histories. There is no organized record of academic discussions or shared files.</w:t>
             </w:r>
           </w:p>
         </w:tc>
@@ -7718,14 +7270,7 @@
                 <w:rFonts w:ascii="Times New Roman" w:hAnsi="Times New Roman"/>
                 <w:color w:val="000000"/>
               </w:rPr>
-              <w:t>A structured social feed where posts can be categorized by type (General, Question, Resource, Announcement) and are visible to all ver</w:t>
-            </w:r>
-            <w:r>
-              <w:rPr>
-                <w:rFonts w:ascii="Times New Roman" w:hAnsi="Times New Roman"/>
-                <w:color w:val="000000"/>
-              </w:rPr>
-              <w:t>ified Riphah users.</w:t>
+              <w:t>A structured social feed where posts can be categorized by type (General, Question, Resource, Announcement) and are visible to all verified Riphah users.</w:t>
             </w:r>
           </w:p>
         </w:tc>
@@ -7865,14 +7410,7 @@
                 <w:rFonts w:ascii="Times New Roman" w:hAnsi="Times New Roman"/>
                 <w:color w:val="000000"/>
               </w:rPr>
-              <w:t xml:space="preserve">Students who want to form study groups for a specific </w:t>
-            </w:r>
-            <w:r>
-              <w:rPr>
-                <w:rFonts w:ascii="Times New Roman" w:hAnsi="Times New Roman"/>
-                <w:color w:val="000000"/>
-              </w:rPr>
-              <w:t>subject have no proper way to find other students in the same course or semester. They rely on informal WhatsApp groups that anyone can join and that have no course structure.</w:t>
+              <w:t>Students who want to form study groups for a specific subject have no proper way to find other students in the same course or semester. They rely on informal WhatsApp groups that anyone can join and that have no course structure.</w:t>
             </w:r>
           </w:p>
         </w:tc>
@@ -7938,14 +7476,7 @@
                 <w:rFonts w:ascii="Times New Roman" w:hAnsi="Times New Roman"/>
                 <w:color w:val="000000"/>
               </w:rPr>
-              <w:t xml:space="preserve">Students end up studying alone or in poorly organized </w:t>
-            </w:r>
-            <w:r>
-              <w:rPr>
-                <w:rFonts w:ascii="Times New Roman" w:hAnsi="Times New Roman"/>
-                <w:color w:val="000000"/>
-              </w:rPr>
-              <w:t>groups. There is no way to share course-specific resources within a group.</w:t>
+              <w:t>Students end up studying alone or in poorly organized groups. There is no way to share course-specific resources within a group.</w:t>
             </w:r>
           </w:p>
         </w:tc>
@@ -8000,15 +7531,7 @@
           <w:b/>
           <w:color w:val="000000"/>
         </w:rPr>
-        <w:t xml:space="preserve">Table 3.3: Problem </w:t>
-      </w:r>
-      <w:r>
-        <w:rPr>
-          <w:rFonts w:ascii="Times New Roman" w:hAnsi="Times New Roman"/>
-          <w:b/>
-          <w:color w:val="000000"/>
-        </w:rPr>
-        <w:t>Scenario 3 — Students Missing Campus Events</w:t>
+        <w:t>Table 3.3: Problem Scenario 3 — Students Missing Campus Events</w:t>
       </w:r>
     </w:p>
     <w:tbl>
@@ -8126,14 +7649,7 @@
                 <w:rFonts w:ascii="Times New Roman" w:hAnsi="Times New Roman"/>
                 <w:color w:val="000000"/>
               </w:rPr>
-              <w:t>University events and workshops are announced through notice boards, random WhatsApp broadcasts, or email newsletters. Students often m</w:t>
-            </w:r>
-            <w:r>
-              <w:rPr>
-                <w:rFonts w:ascii="Times New Roman" w:hAnsi="Times New Roman"/>
-                <w:color w:val="000000"/>
-              </w:rPr>
-              <w:t>iss events because there is no single place to find all of them.</w:t>
+              <w:t>University events and workshops are announced through notice boards, random WhatsApp broadcasts, or email newsletters. Students often miss events because there is no single place to find all of them.</w:t>
             </w:r>
           </w:p>
         </w:tc>
@@ -8233,14 +7749,7 @@
                 <w:rFonts w:ascii="Times New Roman" w:hAnsi="Times New Roman"/>
                 <w:color w:val="000000"/>
               </w:rPr>
-              <w:t xml:space="preserve">A </w:t>
-            </w:r>
-            <w:r>
-              <w:rPr>
-                <w:rFonts w:ascii="Times New Roman" w:hAnsi="Times New Roman"/>
-                <w:color w:val="000000"/>
-              </w:rPr>
-              <w:t>Campus Events module where organizers can post events with all details, students can RSVP, and upcoming events are shown clearly on the main dashboard.</w:t>
+              <w:t>A Campus Events module where organizers can post events with all details, students can RSVP, and upcoming events are shown clearly on the main dashboard.</w:t>
             </w:r>
           </w:p>
         </w:tc>
@@ -8255,27 +7764,27 @@
       <w:pPr>
         <w:pStyle w:val="Heading2"/>
       </w:pPr>
-      <w:bookmarkStart w:id="29" w:name="_Toc228996240"/>
+      <w:bookmarkStart w:id="28" w:name="_Toc228996240"/>
       <w:r>
         <w:rPr>
           <w:rFonts w:ascii="Times New Roman" w:hAnsi="Times New Roman"/>
         </w:rPr>
         <w:t>3.3  Functional Requirements</w:t>
       </w:r>
+      <w:bookmarkEnd w:id="28"/>
+    </w:p>
+    <w:p>
+      <w:pPr>
+        <w:pStyle w:val="Heading3"/>
+      </w:pPr>
+      <w:bookmarkStart w:id="29" w:name="_Toc228996241"/>
+      <w:r>
+        <w:rPr>
+          <w:rFonts w:ascii="Times New Roman" w:hAnsi="Times New Roman"/>
+        </w:rPr>
+        <w:t>3.3.1  Authentication Module</w:t>
+      </w:r>
       <w:bookmarkEnd w:id="29"/>
-    </w:p>
-    <w:p>
-      <w:pPr>
-        <w:pStyle w:val="Heading3"/>
-      </w:pPr>
-      <w:bookmarkStart w:id="30" w:name="_Toc228996241"/>
-      <w:r>
-        <w:rPr>
-          <w:rFonts w:ascii="Times New Roman" w:hAnsi="Times New Roman"/>
-        </w:rPr>
-        <w:t>3.3.1  Authentication Module</w:t>
-      </w:r>
-      <w:bookmarkEnd w:id="30"/>
     </w:p>
     <w:p>
       <w:pPr>
@@ -8289,15 +7798,7 @@
           <w:color w:val="000000"/>
           <w:sz w:val="24"/>
         </w:rPr>
-        <w:t>1. A user should be able to register using o</w:t>
-      </w:r>
-      <w:r>
-        <w:rPr>
-          <w:rFonts w:ascii="Times New Roman" w:hAnsi="Times New Roman"/>
-          <w:color w:val="000000"/>
-          <w:sz w:val="24"/>
-        </w:rPr>
-        <w:t>nly a Riphah email address (@riphah.edu.pk or @students.riphah.edu.pk). All other emails should be rejected.</w:t>
+        <w:t>1. A user should be able to register using only a Riphah email address (@riphah.edu.pk or @students.riphah.edu.pk). All other emails should be rejected.</w:t>
       </w:r>
     </w:p>
     <w:p>
@@ -8327,15 +7828,7 @@
           <w:color w:val="000000"/>
           <w:sz w:val="24"/>
         </w:rPr>
-        <w:t>3. The system should issue a login token (JWT) when the user logs in successfull</w:t>
-      </w:r>
-      <w:r>
-        <w:rPr>
-          <w:rFonts w:ascii="Times New Roman" w:hAnsi="Times New Roman"/>
-          <w:color w:val="000000"/>
-          <w:sz w:val="24"/>
-        </w:rPr>
-        <w:t>y, which expires after 7 days.</w:t>
+        <w:t>3. The system should issue a login token (JWT) when the user logs in successfully, which expires after 7 days.</w:t>
       </w:r>
     </w:p>
     <w:p>
@@ -8387,14 +7880,14 @@
       <w:pPr>
         <w:pStyle w:val="Heading3"/>
       </w:pPr>
-      <w:bookmarkStart w:id="31" w:name="_Toc228996242"/>
+      <w:bookmarkStart w:id="30" w:name="_Toc228996242"/>
       <w:r>
         <w:rPr>
           <w:rFonts w:ascii="Times New Roman" w:hAnsi="Times New Roman"/>
         </w:rPr>
         <w:t>3.3.2  Social Feed Module</w:t>
       </w:r>
-      <w:bookmarkEnd w:id="31"/>
+      <w:bookmarkEnd w:id="30"/>
     </w:p>
     <w:p>
       <w:pPr>
@@ -8438,15 +7931,7 @@
           <w:color w:val="000000"/>
           <w:sz w:val="24"/>
         </w:rPr>
-        <w:t>3. A logged-in user should be</w:t>
-      </w:r>
-      <w:r>
-        <w:rPr>
-          <w:rFonts w:ascii="Times New Roman" w:hAnsi="Times New Roman"/>
-          <w:color w:val="000000"/>
-          <w:sz w:val="24"/>
-        </w:rPr>
-        <w:t xml:space="preserve"> able to like or unlike any post.</w:t>
+        <w:t>3. A logged-in user should be able to like or unlike any post.</w:t>
       </w:r>
     </w:p>
     <w:p>
@@ -8506,29 +7991,21 @@
           <w:color w:val="000000"/>
           <w:sz w:val="24"/>
         </w:rPr>
-        <w:t>7. A user should be able to filter the fe</w:t>
-      </w:r>
-      <w:r>
-        <w:rPr>
-          <w:rFonts w:ascii="Times New Roman" w:hAnsi="Times New Roman"/>
-          <w:color w:val="000000"/>
-          <w:sz w:val="24"/>
-        </w:rPr>
-        <w:t>ed by post type.</w:t>
+        <w:t>7. A user should be able to filter the feed by post type.</w:t>
       </w:r>
     </w:p>
     <w:p>
       <w:pPr>
         <w:pStyle w:val="Heading3"/>
       </w:pPr>
-      <w:bookmarkStart w:id="32" w:name="_Toc228996243"/>
+      <w:bookmarkStart w:id="31" w:name="_Toc228996243"/>
       <w:r>
         <w:rPr>
           <w:rFonts w:ascii="Times New Roman" w:hAnsi="Times New Roman"/>
         </w:rPr>
         <w:t>3.3.3  Study Groups Module</w:t>
       </w:r>
-      <w:bookmarkEnd w:id="32"/>
+      <w:bookmarkEnd w:id="31"/>
     </w:p>
     <w:p>
       <w:pPr>
@@ -8572,15 +8049,7 @@
           <w:color w:val="000000"/>
           <w:sz w:val="24"/>
         </w:rPr>
-        <w:t>3. A logged-in user should</w:t>
-      </w:r>
-      <w:r>
-        <w:rPr>
-          <w:rFonts w:ascii="Times New Roman" w:hAnsi="Times New Roman"/>
-          <w:color w:val="000000"/>
-          <w:sz w:val="24"/>
-        </w:rPr>
-        <w:t xml:space="preserve"> be able to join or leave a study group.</w:t>
+        <w:t>3. A logged-in user should be able to join or leave a study group.</w:t>
       </w:r>
     </w:p>
     <w:p>
@@ -8640,29 +8109,21 @@
           <w:color w:val="000000"/>
           <w:sz w:val="24"/>
         </w:rPr>
-        <w:t>7. A use</w:t>
-      </w:r>
-      <w:r>
-        <w:rPr>
-          <w:rFonts w:ascii="Times New Roman" w:hAnsi="Times New Roman"/>
-          <w:color w:val="000000"/>
-          <w:sz w:val="24"/>
-        </w:rPr>
-        <w:t>r should not be able to join a group they are already a member of.</w:t>
+        <w:t>7. A user should not be able to join a group they are already a member of.</w:t>
       </w:r>
     </w:p>
     <w:p>
       <w:pPr>
         <w:pStyle w:val="Heading3"/>
       </w:pPr>
-      <w:bookmarkStart w:id="33" w:name="_Toc228996244"/>
+      <w:bookmarkStart w:id="32" w:name="_Toc228996244"/>
       <w:r>
         <w:rPr>
           <w:rFonts w:ascii="Times New Roman" w:hAnsi="Times New Roman"/>
         </w:rPr>
         <w:t>3.3.4  Campus Events Module</w:t>
       </w:r>
-      <w:bookmarkEnd w:id="33"/>
+      <w:bookmarkEnd w:id="32"/>
     </w:p>
     <w:p>
       <w:pPr>
@@ -8692,15 +8153,7 @@
           <w:sz w:val="24"/>
         </w:rPr>
         <w:lastRenderedPageBreak/>
-        <w:t>2. Any user should be able to browse a</w:t>
-      </w:r>
-      <w:r>
-        <w:rPr>
-          <w:rFonts w:ascii="Times New Roman" w:hAnsi="Times New Roman"/>
-          <w:color w:val="000000"/>
-          <w:sz w:val="24"/>
-        </w:rPr>
-        <w:t>ll events, with an option to see only upcoming events.</w:t>
+        <w:t>2. Any user should be able to browse all events, with an option to see only upcoming events.</w:t>
       </w:r>
     </w:p>
     <w:p>
@@ -8745,15 +8198,7 @@
           <w:color w:val="000000"/>
           <w:sz w:val="24"/>
         </w:rPr>
-        <w:t>5. The event creator should be able to u</w:t>
-      </w:r>
-      <w:r>
-        <w:rPr>
-          <w:rFonts w:ascii="Times New Roman" w:hAnsi="Times New Roman"/>
-          <w:color w:val="000000"/>
-          <w:sz w:val="24"/>
-        </w:rPr>
-        <w:t>pdate or delete the event.</w:t>
+        <w:t>5. The event creator should be able to update or delete the event.</w:t>
       </w:r>
     </w:p>
     <w:p>
@@ -8775,14 +8220,14 @@
       <w:pPr>
         <w:pStyle w:val="Heading3"/>
       </w:pPr>
-      <w:bookmarkStart w:id="34" w:name="_Toc228996245"/>
+      <w:bookmarkStart w:id="33" w:name="_Toc228996245"/>
       <w:r>
         <w:rPr>
           <w:rFonts w:ascii="Times New Roman" w:hAnsi="Times New Roman"/>
         </w:rPr>
         <w:t>3.3.5  Lost and Found Module</w:t>
       </w:r>
-      <w:bookmarkEnd w:id="34"/>
+      <w:bookmarkEnd w:id="33"/>
     </w:p>
     <w:p>
       <w:pPr>
@@ -8796,15 +8241,7 @@
           <w:color w:val="000000"/>
           <w:sz w:val="24"/>
         </w:rPr>
-        <w:t xml:space="preserve">1. A logged-in user should be able to report a lost or found item with a title, description, category, type (Lost or Found), </w:t>
-      </w:r>
-      <w:r>
-        <w:rPr>
-          <w:rFonts w:ascii="Times New Roman" w:hAnsi="Times New Roman"/>
-          <w:color w:val="000000"/>
-          <w:sz w:val="24"/>
-        </w:rPr>
-        <w:t>and last known location.</w:t>
+        <w:t>1. A logged-in user should be able to report a lost or found item with a title, description, category, type (Lost or Found), and last known location.</w:t>
       </w:r>
     </w:p>
     <w:p>
@@ -8849,15 +8286,7 @@
           <w:color w:val="000000"/>
           <w:sz w:val="24"/>
         </w:rPr>
-        <w:t xml:space="preserve">4. The person who reported an item should be able to mark it as resolved </w:t>
-      </w:r>
-      <w:r>
-        <w:rPr>
-          <w:rFonts w:ascii="Times New Roman" w:hAnsi="Times New Roman"/>
-          <w:color w:val="000000"/>
-          <w:sz w:val="24"/>
-        </w:rPr>
-        <w:t>once it is returned or claimed.</w:t>
+        <w:t>4. The person who reported an item should be able to mark it as resolved once it is returned or claimed.</w:t>
       </w:r>
     </w:p>
     <w:p>
@@ -8879,14 +8308,14 @@
       <w:pPr>
         <w:pStyle w:val="Heading3"/>
       </w:pPr>
-      <w:bookmarkStart w:id="35" w:name="_Toc228996246"/>
+      <w:bookmarkStart w:id="34" w:name="_Toc228996246"/>
       <w:r>
         <w:rPr>
           <w:rFonts w:ascii="Times New Roman" w:hAnsi="Times New Roman"/>
         </w:rPr>
         <w:t>3.3.6  Real-Time Messaging Module</w:t>
       </w:r>
-      <w:bookmarkEnd w:id="35"/>
+      <w:bookmarkEnd w:id="34"/>
     </w:p>
     <w:p>
       <w:pPr>
@@ -8915,15 +8344,7 @@
           <w:color w:val="000000"/>
           <w:sz w:val="24"/>
         </w:rPr>
-        <w:t>2. Messages should be delivered in rea</w:t>
-      </w:r>
-      <w:r>
-        <w:rPr>
-          <w:rFonts w:ascii="Times New Roman" w:hAnsi="Times New Roman"/>
-          <w:color w:val="000000"/>
-          <w:sz w:val="24"/>
-        </w:rPr>
-        <w:t>l time without needing to refresh the page.</w:t>
+        <w:t>2. Messages should be delivered in real time without needing to refresh the page.</w:t>
       </w:r>
     </w:p>
     <w:p>
@@ -8968,29 +8389,21 @@
           <w:color w:val="000000"/>
           <w:sz w:val="24"/>
         </w:rPr>
-        <w:t xml:space="preserve">5. A user should not be able to send messages in a </w:t>
-      </w:r>
-      <w:r>
-        <w:rPr>
-          <w:rFonts w:ascii="Times New Roman" w:hAnsi="Times New Roman"/>
-          <w:color w:val="000000"/>
-          <w:sz w:val="24"/>
-        </w:rPr>
-        <w:t>conversation they are not part of.</w:t>
+        <w:t>5. A user should not be able to send messages in a conversation they are not part of.</w:t>
       </w:r>
     </w:p>
     <w:p>
       <w:pPr>
         <w:pStyle w:val="Heading3"/>
       </w:pPr>
-      <w:bookmarkStart w:id="36" w:name="_Toc228996247"/>
+      <w:bookmarkStart w:id="35" w:name="_Toc228996247"/>
       <w:r>
         <w:rPr>
           <w:rFonts w:ascii="Times New Roman" w:hAnsi="Times New Roman"/>
         </w:rPr>
         <w:t>3.3.7  User Profile Module</w:t>
       </w:r>
-      <w:bookmarkEnd w:id="36"/>
+      <w:bookmarkEnd w:id="35"/>
     </w:p>
     <w:p>
       <w:pPr>
@@ -9019,15 +8432,7 @@
           <w:color w:val="000000"/>
           <w:sz w:val="24"/>
         </w:rPr>
-        <w:t xml:space="preserve">2. A user should be able to update their own profile </w:t>
-      </w:r>
-      <w:r>
-        <w:rPr>
-          <w:rFonts w:ascii="Times New Roman" w:hAnsi="Times New Roman"/>
-          <w:color w:val="000000"/>
-          <w:sz w:val="24"/>
-        </w:rPr>
-        <w:t>information.</w:t>
+        <w:t>2. A user should be able to update their own profile information.</w:t>
       </w:r>
     </w:p>
     <w:p>
@@ -9064,27 +8469,27 @@
       <w:pPr>
         <w:pStyle w:val="Heading2"/>
       </w:pPr>
-      <w:bookmarkStart w:id="37" w:name="_Toc228996248"/>
+      <w:bookmarkStart w:id="36" w:name="_Toc228996248"/>
       <w:r>
         <w:rPr>
           <w:rFonts w:ascii="Times New Roman" w:hAnsi="Times New Roman"/>
         </w:rPr>
         <w:t>3.4  Non-Functional Requirements</w:t>
       </w:r>
+      <w:bookmarkEnd w:id="36"/>
+    </w:p>
+    <w:p>
+      <w:pPr>
+        <w:pStyle w:val="Heading3"/>
+      </w:pPr>
+      <w:bookmarkStart w:id="37" w:name="_Toc228996249"/>
+      <w:r>
+        <w:rPr>
+          <w:rFonts w:ascii="Times New Roman" w:hAnsi="Times New Roman"/>
+        </w:rPr>
+        <w:t>3.4.1  Password Storage</w:t>
+      </w:r>
       <w:bookmarkEnd w:id="37"/>
-    </w:p>
-    <w:p>
-      <w:pPr>
-        <w:pStyle w:val="Heading3"/>
-      </w:pPr>
-      <w:bookmarkStart w:id="38" w:name="_Toc228996249"/>
-      <w:r>
-        <w:rPr>
-          <w:rFonts w:ascii="Times New Roman" w:hAnsi="Times New Roman"/>
-        </w:rPr>
-        <w:t>3.4.1  Password Storage</w:t>
-      </w:r>
-      <w:bookmarkEnd w:id="38"/>
     </w:p>
     <w:p>
       <w:pPr>
@@ -9098,15 +8503,7 @@
           <w:color w:val="000000"/>
           <w:sz w:val="24"/>
         </w:rPr>
-        <w:t>1. Passwords must be stored as hashed values usi</w:t>
-      </w:r>
-      <w:r>
-        <w:rPr>
-          <w:rFonts w:ascii="Times New Roman" w:hAnsi="Times New Roman"/>
-          <w:color w:val="000000"/>
-          <w:sz w:val="24"/>
-        </w:rPr>
-        <w:t>ng bcrypt. Plain text passwords must never be saved in the database or printed in logs.</w:t>
+        <w:t>1. Passwords must be stored as hashed values using bcrypt. Plain text passwords must never be saved in the database or printed in logs.</w:t>
       </w:r>
     </w:p>
     <w:p>
@@ -9128,7 +8525,7 @@
       <w:pPr>
         <w:pStyle w:val="Heading3"/>
       </w:pPr>
-      <w:bookmarkStart w:id="39" w:name="_Toc228996250"/>
+      <w:bookmarkStart w:id="38" w:name="_Toc228996250"/>
       <w:r>
         <w:rPr>
           <w:rFonts w:ascii="Times New Roman" w:hAnsi="Times New Roman"/>
@@ -9136,7 +8533,7 @@
         <w:lastRenderedPageBreak/>
         <w:t>3.4.2  Authentication</w:t>
       </w:r>
-      <w:bookmarkEnd w:id="39"/>
+      <w:bookmarkEnd w:id="38"/>
     </w:p>
     <w:p>
       <w:pPr>
@@ -9150,15 +8547,7 @@
           <w:color w:val="000000"/>
           <w:sz w:val="24"/>
         </w:rPr>
-        <w:t>1. All pages and API endpoints that require a login must check for a valid</w:t>
-      </w:r>
-      <w:r>
-        <w:rPr>
-          <w:rFonts w:ascii="Times New Roman" w:hAnsi="Times New Roman"/>
-          <w:color w:val="000000"/>
-          <w:sz w:val="24"/>
-        </w:rPr>
-        <w:t xml:space="preserve"> JWT token. If no token is provided or the token is expired, the request must be rejected.</w:t>
+        <w:t>1. All pages and API endpoints that require a login must check for a valid JWT token. If no token is provided or the token is expired, the request must be rejected.</w:t>
       </w:r>
     </w:p>
     <w:p>
@@ -9188,29 +8577,21 @@
           <w:color w:val="000000"/>
           <w:sz w:val="24"/>
         </w:rPr>
-        <w:t>3. Password reset tokens must expire after 1 hour and become invalid after being us</w:t>
-      </w:r>
-      <w:r>
-        <w:rPr>
-          <w:rFonts w:ascii="Times New Roman" w:hAnsi="Times New Roman"/>
-          <w:color w:val="000000"/>
-          <w:sz w:val="24"/>
-        </w:rPr>
-        <w:t>ed once.</w:t>
+        <w:t>3. Password reset tokens must expire after 1 hour and become invalid after being used once.</w:t>
       </w:r>
     </w:p>
     <w:p>
       <w:pPr>
         <w:pStyle w:val="Heading3"/>
       </w:pPr>
-      <w:bookmarkStart w:id="40" w:name="_Toc228996251"/>
+      <w:bookmarkStart w:id="39" w:name="_Toc228996251"/>
       <w:r>
         <w:rPr>
           <w:rFonts w:ascii="Times New Roman" w:hAnsi="Times New Roman"/>
         </w:rPr>
         <w:t>3.4.3  Email Restriction</w:t>
       </w:r>
-      <w:bookmarkEnd w:id="40"/>
+      <w:bookmarkEnd w:id="39"/>
     </w:p>
     <w:p>
       <w:pPr>
@@ -9231,14 +8612,14 @@
       <w:pPr>
         <w:pStyle w:val="Heading3"/>
       </w:pPr>
-      <w:bookmarkStart w:id="41" w:name="_Toc228996252"/>
+      <w:bookmarkStart w:id="40" w:name="_Toc228996252"/>
       <w:r>
         <w:rPr>
           <w:rFonts w:ascii="Times New Roman" w:hAnsi="Times New Roman"/>
         </w:rPr>
         <w:t>3.4.4  Error Messages</w:t>
       </w:r>
-      <w:bookmarkEnd w:id="41"/>
+      <w:bookmarkEnd w:id="40"/>
     </w:p>
     <w:p>
       <w:pPr>
@@ -9252,15 +8633,7 @@
           <w:color w:val="000000"/>
           <w:sz w:val="24"/>
         </w:rPr>
-        <w:t>1. The system must retu</w:t>
-      </w:r>
-      <w:r>
-        <w:rPr>
-          <w:rFonts w:ascii="Times New Roman" w:hAnsi="Times New Roman"/>
-          <w:color w:val="000000"/>
-          <w:sz w:val="24"/>
-        </w:rPr>
-        <w:t>rn clear and helpful error messages when something goes wrong, such as wrong password, missing required field, or unauthorized access.</w:t>
+        <w:t>1. The system must return clear and helpful error messages when something goes wrong, such as wrong password, missing required field, or unauthorized access.</w:t>
       </w:r>
     </w:p>
     <w:p>
@@ -9275,29 +8648,21 @@
           <w:color w:val="000000"/>
           <w:sz w:val="24"/>
         </w:rPr>
-        <w:t>2. All API errors must include the correct HTTP status code (400 for bad input, 401 for not logged in, 403 for forbidden,</w:t>
-      </w:r>
-      <w:r>
-        <w:rPr>
-          <w:rFonts w:ascii="Times New Roman" w:hAnsi="Times New Roman"/>
-          <w:color w:val="000000"/>
-          <w:sz w:val="24"/>
-        </w:rPr>
-        <w:t xml:space="preserve"> 404 for not found).</w:t>
+        <w:t>2. All API errors must include the correct HTTP status code (400 for bad input, 401 for not logged in, 403 for forbidden, 404 for not found).</w:t>
       </w:r>
     </w:p>
     <w:p>
       <w:pPr>
         <w:pStyle w:val="Heading3"/>
       </w:pPr>
-      <w:bookmarkStart w:id="42" w:name="_Toc228996253"/>
+      <w:bookmarkStart w:id="41" w:name="_Toc228996253"/>
       <w:r>
         <w:rPr>
           <w:rFonts w:ascii="Times New Roman" w:hAnsi="Times New Roman"/>
         </w:rPr>
         <w:t>3.4.5  Form Validation</w:t>
       </w:r>
-      <w:bookmarkEnd w:id="42"/>
+      <w:bookmarkEnd w:id="41"/>
     </w:p>
     <w:p>
       <w:pPr>
@@ -9326,29 +8691,21 @@
           <w:color w:val="000000"/>
           <w:sz w:val="24"/>
         </w:rPr>
-        <w:t xml:space="preserve">2. Validation error messages must appear next to the input field that has the problem, so </w:t>
-      </w:r>
-      <w:r>
-        <w:rPr>
-          <w:rFonts w:ascii="Times New Roman" w:hAnsi="Times New Roman"/>
-          <w:color w:val="000000"/>
-          <w:sz w:val="24"/>
-        </w:rPr>
-        <w:t>the user knows exactly what to fix.</w:t>
+        <w:t>2. Validation error messages must appear next to the input field that has the problem, so the user knows exactly what to fix.</w:t>
       </w:r>
     </w:p>
     <w:p>
       <w:pPr>
         <w:pStyle w:val="Heading3"/>
       </w:pPr>
-      <w:bookmarkStart w:id="43" w:name="_Toc228996254"/>
+      <w:bookmarkStart w:id="42" w:name="_Toc228996254"/>
       <w:r>
         <w:rPr>
           <w:rFonts w:ascii="Times New Roman" w:hAnsi="Times New Roman"/>
         </w:rPr>
         <w:t>3.4.6  Responsive Design</w:t>
       </w:r>
-      <w:bookmarkEnd w:id="43"/>
+      <w:bookmarkEnd w:id="42"/>
     </w:p>
     <w:p>
       <w:pPr>
@@ -9369,20 +8726,14 @@
       <w:pPr>
         <w:pStyle w:val="Heading3"/>
       </w:pPr>
-      <w:bookmarkStart w:id="44" w:name="_Toc228996255"/>
-      <w:r>
-        <w:rPr>
-          <w:rFonts w:ascii="Times New Roman" w:hAnsi="Times New Roman"/>
-        </w:rPr>
-        <w:t>3.4.7  Data Consistenc</w:t>
-      </w:r>
-      <w:r>
-        <w:rPr>
-          <w:rFonts w:ascii="Times New Roman" w:hAnsi="Times New Roman"/>
-        </w:rPr>
-        <w:t>y</w:t>
-      </w:r>
-      <w:bookmarkEnd w:id="44"/>
+      <w:bookmarkStart w:id="43" w:name="_Toc228996255"/>
+      <w:r>
+        <w:rPr>
+          <w:rFonts w:ascii="Times New Roman" w:hAnsi="Times New Roman"/>
+        </w:rPr>
+        <w:t>3.4.7  Data Consistency</w:t>
+      </w:r>
+      <w:bookmarkEnd w:id="43"/>
     </w:p>
     <w:p>
       <w:pPr>
@@ -9396,29 +8747,21 @@
           <w:color w:val="000000"/>
           <w:sz w:val="24"/>
         </w:rPr>
-        <w:t>1. When a single action involves updating more than one record in the database at the same time (for example, verifying a token and updating a user's status), the system must use database transactions so that either all changes happen together or none of</w:t>
-      </w:r>
-      <w:r>
-        <w:rPr>
-          <w:rFonts w:ascii="Times New Roman" w:hAnsi="Times New Roman"/>
-          <w:color w:val="000000"/>
-          <w:sz w:val="24"/>
-        </w:rPr>
-        <w:t xml:space="preserve"> them do.</w:t>
+        <w:t>1. When a single action involves updating more than one record in the database at the same time (for example, verifying a token and updating a user's status), the system must use database transactions so that either all changes happen together or none of them do.</w:t>
       </w:r>
     </w:p>
     <w:p>
       <w:pPr>
         <w:pStyle w:val="Heading2"/>
       </w:pPr>
-      <w:bookmarkStart w:id="45" w:name="_Toc228996256"/>
+      <w:bookmarkStart w:id="44" w:name="_Toc228996256"/>
       <w:r>
         <w:rPr>
           <w:rFonts w:ascii="Times New Roman" w:hAnsi="Times New Roman"/>
         </w:rPr>
         <w:t>3.5  SQA Activities: Defect Detection</w:t>
       </w:r>
-      <w:bookmarkEnd w:id="45"/>
+      <w:bookmarkEnd w:id="44"/>
     </w:p>
     <w:p>
       <w:pPr>
@@ -9430,14 +8773,7 @@
           <w:rFonts w:ascii="Times New Roman" w:hAnsi="Times New Roman"/>
           <w:color w:val="000000"/>
         </w:rPr>
-        <w:t xml:space="preserve">We used black-box testing with equivalence partitioning to design test cases for the main features of Riphah Konnect. Each test case table shows the input fields being tested, the valid class of inputs (what </w:t>
-      </w:r>
-      <w:r>
-        <w:rPr>
-          <w:rFonts w:ascii="Times New Roman" w:hAnsi="Times New Roman"/>
-          <w:color w:val="000000"/>
-        </w:rPr>
-        <w:t>should be accepted), and the invalid class (what should be rejected). These test cases are used to check whether the system correctly handles both correct and incorrect inputs.</w:t>
+        <w:t>We used black-box testing with equivalence partitioning to design test cases for the main features of Riphah Konnect. Each test case table shows the input fields being tested, the valid class of inputs (what should be accepted), and the invalid class (what should be rejected). These test cases are used to check whether the system correctly handles both correct and incorrect inputs.</w:t>
       </w:r>
     </w:p>
     <w:p>
@@ -9445,7 +8781,7 @@
         <w:pStyle w:val="Heading3"/>
         <w:spacing w:after="120"/>
       </w:pPr>
-      <w:bookmarkStart w:id="46" w:name="_Toc228996257"/>
+      <w:bookmarkStart w:id="45" w:name="_Toc228996257"/>
       <w:r>
         <w:rPr>
           <w:rFonts w:ascii="Times New Roman" w:hAnsi="Times New Roman"/>
@@ -9453,20 +8789,20 @@
         <w:lastRenderedPageBreak/>
         <w:t>3.5.1  Test Case Design</w:t>
       </w:r>
+      <w:bookmarkEnd w:id="45"/>
+    </w:p>
+    <w:p>
+      <w:pPr>
+        <w:pStyle w:val="Heading3"/>
+      </w:pPr>
+      <w:bookmarkStart w:id="46" w:name="_Toc228996258"/>
+      <w:r>
+        <w:rPr>
+          <w:rFonts w:ascii="Times New Roman" w:hAnsi="Times New Roman"/>
+        </w:rPr>
+        <w:t>3.5.1.1  User Registration</w:t>
+      </w:r>
       <w:bookmarkEnd w:id="46"/>
-    </w:p>
-    <w:p>
-      <w:pPr>
-        <w:pStyle w:val="Heading3"/>
-      </w:pPr>
-      <w:bookmarkStart w:id="47" w:name="_Toc228996258"/>
-      <w:r>
-        <w:rPr>
-          <w:rFonts w:ascii="Times New Roman" w:hAnsi="Times New Roman"/>
-        </w:rPr>
-        <w:t>3.5.1.1  User Registration</w:t>
-      </w:r>
-      <w:bookmarkEnd w:id="47"/>
     </w:p>
     <w:p>
       <w:pPr>
@@ -9479,15 +8815,7 @@
           <w:b/>
           <w:color w:val="000000"/>
         </w:rPr>
-        <w:t>Table 3.4: User Registration</w:t>
-      </w:r>
-      <w:r>
-        <w:rPr>
-          <w:rFonts w:ascii="Times New Roman" w:hAnsi="Times New Roman"/>
-          <w:b/>
-          <w:color w:val="000000"/>
-        </w:rPr>
-        <w:t xml:space="preserve"> Test Cases</w:t>
+        <w:t>Table 3.4: User Registration Test Cases</w:t>
       </w:r>
     </w:p>
     <w:tbl>
@@ -9686,14 +9014,7 @@
                 <w:rFonts w:ascii="Times New Roman" w:hAnsi="Times New Roman"/>
                 <w:color w:val="000000"/>
               </w:rPr>
-              <w:t>Any non-empty text between 2 and 100</w:t>
-            </w:r>
-            <w:r>
-              <w:rPr>
-                <w:rFonts w:ascii="Times New Roman" w:hAnsi="Times New Roman"/>
-                <w:color w:val="000000"/>
-              </w:rPr>
-              <w:t xml:space="preserve"> characters</w:t>
+              <w:t>Any non-empty text between 2 and 100 characters</w:t>
             </w:r>
           </w:p>
         </w:tc>
@@ -9816,14 +9137,14 @@
       <w:pPr>
         <w:pStyle w:val="Heading3"/>
       </w:pPr>
-      <w:bookmarkStart w:id="48" w:name="_Toc228996259"/>
+      <w:bookmarkStart w:id="47" w:name="_Toc228996259"/>
       <w:r>
         <w:rPr>
           <w:rFonts w:ascii="Times New Roman" w:hAnsi="Times New Roman"/>
         </w:rPr>
         <w:t>3.5.1.2  User Login</w:t>
       </w:r>
-      <w:bookmarkEnd w:id="48"/>
+      <w:bookmarkEnd w:id="47"/>
     </w:p>
     <w:p>
       <w:pPr>
@@ -9836,15 +9157,7 @@
           <w:b/>
           <w:color w:val="000000"/>
         </w:rPr>
-        <w:t xml:space="preserve">Table </w:t>
-      </w:r>
-      <w:r>
-        <w:rPr>
-          <w:rFonts w:ascii="Times New Roman" w:hAnsi="Times New Roman"/>
-          <w:b/>
-          <w:color w:val="000000"/>
-        </w:rPr>
-        <w:t>3.5: User Login Test Cases</w:t>
+        <w:t>Table 3.5: User Login Test Cases</w:t>
       </w:r>
     </w:p>
     <w:tbl>
@@ -10025,14 +9338,14 @@
       <w:pPr>
         <w:pStyle w:val="Heading3"/>
       </w:pPr>
-      <w:bookmarkStart w:id="49" w:name="_Toc228996260"/>
+      <w:bookmarkStart w:id="48" w:name="_Toc228996260"/>
       <w:r>
         <w:rPr>
           <w:rFonts w:ascii="Times New Roman" w:hAnsi="Times New Roman"/>
         </w:rPr>
         <w:t>3.5.1.3  Create Post</w:t>
       </w:r>
-      <w:bookmarkEnd w:id="49"/>
+      <w:bookmarkEnd w:id="48"/>
     </w:p>
     <w:p>
       <w:pPr>
@@ -10045,15 +9358,7 @@
           <w:b/>
           <w:color w:val="000000"/>
         </w:rPr>
-        <w:t xml:space="preserve">Table 3.6: </w:t>
-      </w:r>
-      <w:r>
-        <w:rPr>
-          <w:rFonts w:ascii="Times New Roman" w:hAnsi="Times New Roman"/>
-          <w:b/>
-          <w:color w:val="000000"/>
-        </w:rPr>
-        <w:t>Create Post Test Cases</w:t>
+        <w:t>Table 3.6: Create Post Test Cases</w:t>
       </w:r>
     </w:p>
     <w:tbl>
@@ -10281,14 +9586,14 @@
       <w:pPr>
         <w:pStyle w:val="Heading3"/>
       </w:pPr>
-      <w:bookmarkStart w:id="50" w:name="_Toc228996261"/>
+      <w:bookmarkStart w:id="49" w:name="_Toc228996261"/>
       <w:r>
         <w:rPr>
           <w:rFonts w:ascii="Times New Roman" w:hAnsi="Times New Roman"/>
         </w:rPr>
         <w:t>3.5.1.4  Create Study Group</w:t>
       </w:r>
-      <w:bookmarkEnd w:id="50"/>
+      <w:bookmarkEnd w:id="49"/>
     </w:p>
     <w:p>
       <w:pPr>
@@ -10420,14 +9725,7 @@
                 <w:rFonts w:ascii="Times New Roman" w:hAnsi="Times New Roman"/>
                 <w:color w:val="000000"/>
               </w:rPr>
-              <w:t xml:space="preserve">Empty field; less </w:t>
-            </w:r>
-            <w:r>
-              <w:rPr>
-                <w:rFonts w:ascii="Times New Roman" w:hAnsi="Times New Roman"/>
-                <w:color w:val="000000"/>
-              </w:rPr>
-              <w:t>than 3 characters; more than 100</w:t>
+              <w:t>Empty field; less than 3 characters; more than 100</w:t>
             </w:r>
           </w:p>
         </w:tc>
@@ -10568,14 +9866,7 @@
                 <w:rFonts w:ascii="Times New Roman" w:hAnsi="Times New Roman"/>
                 <w:color w:val="000000"/>
               </w:rPr>
-              <w:t xml:space="preserve">No token; expired token; wrong </w:t>
-            </w:r>
-            <w:r>
-              <w:rPr>
-                <w:rFonts w:ascii="Times New Roman" w:hAnsi="Times New Roman"/>
-                <w:color w:val="000000"/>
-              </w:rPr>
-              <w:t>token</w:t>
+              <w:t>No token; expired token; wrong token</w:t>
             </w:r>
           </w:p>
         </w:tc>
@@ -10590,7 +9881,7 @@
       <w:pPr>
         <w:pStyle w:val="Heading3"/>
       </w:pPr>
-      <w:bookmarkStart w:id="51" w:name="_Toc228996262"/>
+      <w:bookmarkStart w:id="50" w:name="_Toc228996262"/>
       <w:r>
         <w:rPr>
           <w:rFonts w:ascii="Times New Roman" w:hAnsi="Times New Roman"/>
@@ -10598,7 +9889,7 @@
         <w:lastRenderedPageBreak/>
         <w:t>3.5.1.5  Join Study Group</w:t>
       </w:r>
-      <w:bookmarkEnd w:id="51"/>
+      <w:bookmarkEnd w:id="50"/>
     </w:p>
     <w:p>
       <w:pPr>
@@ -10777,14 +10068,7 @@
                 <w:rFonts w:ascii="Times New Roman" w:hAnsi="Times New Roman"/>
                 <w:color w:val="000000"/>
               </w:rPr>
-              <w:t>The user</w:t>
-            </w:r>
-            <w:r>
-              <w:rPr>
-                <w:rFonts w:ascii="Times New Roman" w:hAnsi="Times New Roman"/>
-                <w:color w:val="000000"/>
-              </w:rPr>
-              <w:t xml:space="preserve"> is already a member of the group</w:t>
+              <w:t>The user is already a member of the group</w:t>
             </w:r>
           </w:p>
         </w:tc>
@@ -10846,14 +10130,14 @@
       <w:pPr>
         <w:pStyle w:val="Heading3"/>
       </w:pPr>
-      <w:bookmarkStart w:id="52" w:name="_Toc228996263"/>
+      <w:bookmarkStart w:id="51" w:name="_Toc228996263"/>
       <w:r>
         <w:rPr>
           <w:rFonts w:ascii="Times New Roman" w:hAnsi="Times New Roman"/>
         </w:rPr>
         <w:t>3.5.1.6  Create Campus Event</w:t>
       </w:r>
-      <w:bookmarkEnd w:id="52"/>
+      <w:bookmarkEnd w:id="51"/>
     </w:p>
     <w:p>
       <w:pPr>
@@ -10971,14 +10255,7 @@
                 <w:rFonts w:ascii="Times New Roman" w:hAnsi="Times New Roman"/>
                 <w:color w:val="000000"/>
               </w:rPr>
-              <w:t xml:space="preserve">Any text between 3 and 200 </w:t>
-            </w:r>
-            <w:r>
-              <w:rPr>
-                <w:rFonts w:ascii="Times New Roman" w:hAnsi="Times New Roman"/>
-                <w:color w:val="000000"/>
-              </w:rPr>
-              <w:t>characters</w:t>
+              <w:t>Any text between 3 and 200 characters</w:t>
             </w:r>
           </w:p>
         </w:tc>
@@ -11086,14 +10363,7 @@
                 <w:rFonts w:ascii="Times New Roman" w:hAnsi="Times New Roman"/>
                 <w:color w:val="000000"/>
               </w:rPr>
-              <w:t>A date before or same as start date; wrong form</w:t>
-            </w:r>
-            <w:r>
-              <w:rPr>
-                <w:rFonts w:ascii="Times New Roman" w:hAnsi="Times New Roman"/>
-                <w:color w:val="000000"/>
-              </w:rPr>
-              <w:t>at</w:t>
+              <w:t>A date before or same as start date; wrong format</w:t>
             </w:r>
           </w:p>
         </w:tc>
@@ -11155,14 +10425,14 @@
       <w:pPr>
         <w:pStyle w:val="Heading3"/>
       </w:pPr>
-      <w:bookmarkStart w:id="53" w:name="_Toc228996264"/>
+      <w:bookmarkStart w:id="52" w:name="_Toc228996264"/>
       <w:r>
         <w:rPr>
           <w:rFonts w:ascii="Times New Roman" w:hAnsi="Times New Roman"/>
         </w:rPr>
         <w:t>3.5.1.7  RSVP to Campus Event</w:t>
       </w:r>
-      <w:bookmarkEnd w:id="53"/>
+      <w:bookmarkEnd w:id="52"/>
     </w:p>
     <w:p>
       <w:pPr>
@@ -11294,14 +10564,7 @@
                 <w:rFonts w:ascii="Times New Roman" w:hAnsi="Times New Roman"/>
                 <w:color w:val="000000"/>
               </w:rPr>
-              <w:t xml:space="preserve">An ID that does not </w:t>
-            </w:r>
-            <w:r>
-              <w:rPr>
-                <w:rFonts w:ascii="Times New Roman" w:hAnsi="Times New Roman"/>
-                <w:color w:val="000000"/>
-              </w:rPr>
-              <w:t>belong to any event</w:t>
+              <w:t>An ID that does not belong to any event</w:t>
             </w:r>
           </w:p>
         </w:tc>
@@ -11410,14 +10673,14 @@
       <w:pPr>
         <w:pStyle w:val="Heading3"/>
       </w:pPr>
-      <w:bookmarkStart w:id="54" w:name="_Toc228996265"/>
+      <w:bookmarkStart w:id="53" w:name="_Toc228996265"/>
       <w:r>
         <w:rPr>
           <w:rFonts w:ascii="Times New Roman" w:hAnsi="Times New Roman"/>
         </w:rPr>
         <w:t>3.5.1.8  Report Lost/Found Item</w:t>
       </w:r>
-      <w:bookmarkEnd w:id="54"/>
+      <w:bookmarkEnd w:id="53"/>
     </w:p>
     <w:p>
       <w:pPr>
@@ -11430,15 +10693,7 @@
           <w:b/>
           <w:color w:val="000000"/>
         </w:rPr>
-        <w:t xml:space="preserve">Table 3.11: Report </w:t>
-      </w:r>
-      <w:r>
-        <w:rPr>
-          <w:rFonts w:ascii="Times New Roman" w:hAnsi="Times New Roman"/>
-          <w:b/>
-          <w:color w:val="000000"/>
-        </w:rPr>
-        <w:t>Lost/Found Item Test Cases</w:t>
+        <w:t>Table 3.11: Report Lost/Found Item Test Cases</w:t>
       </w:r>
     </w:p>
     <w:tbl>
@@ -11637,14 +10892,7 @@
                 <w:rFonts w:ascii="Times New Roman" w:hAnsi="Times New Roman"/>
                 <w:color w:val="000000"/>
               </w:rPr>
-              <w:t xml:space="preserve">One of: ELECTRONICS, DOCUMENTS, CLOTHING, ACCESSORIES, </w:t>
-            </w:r>
-            <w:r>
-              <w:rPr>
-                <w:rFonts w:ascii="Times New Roman" w:hAnsi="Times New Roman"/>
-                <w:color w:val="000000"/>
-              </w:rPr>
-              <w:t>BOOKS, OTHER</w:t>
+              <w:t>One of: ELECTRONICS, DOCUMENTS, CLOTHING, ACCESSORIES, BOOKS, OTHER</w:t>
             </w:r>
           </w:p>
         </w:tc>
@@ -11768,14 +11016,14 @@
       <w:pPr>
         <w:pStyle w:val="Heading3"/>
       </w:pPr>
-      <w:bookmarkStart w:id="55" w:name="_Toc228996266"/>
+      <w:bookmarkStart w:id="54" w:name="_Toc228996266"/>
       <w:r>
         <w:rPr>
           <w:rFonts w:ascii="Times New Roman" w:hAnsi="Times New Roman"/>
         </w:rPr>
         <w:t>3.5.1.9  Send Message</w:t>
       </w:r>
-      <w:bookmarkEnd w:id="55"/>
+      <w:bookmarkEnd w:id="54"/>
     </w:p>
     <w:p>
       <w:pPr>
@@ -11954,14 +11202,7 @@
                 <w:rFonts w:ascii="Times New Roman" w:hAnsi="Times New Roman"/>
                 <w:color w:val="000000"/>
               </w:rPr>
-              <w:t xml:space="preserve">Empty </w:t>
-            </w:r>
-            <w:r>
-              <w:rPr>
-                <w:rFonts w:ascii="Times New Roman" w:hAnsi="Times New Roman"/>
-                <w:color w:val="000000"/>
-              </w:rPr>
-              <w:t>field; only spaces; more than 2000 characters</w:t>
+              <w:t>Empty field; only spaces; more than 2000 characters</w:t>
             </w:r>
           </w:p>
         </w:tc>
@@ -12023,9 +11264,9 @@
       </w:r>
       <w:r>
         <w:br/>
-        <w:t>sadasdas</w:t>
-      </w:r>
-      <w:bookmarkEnd w:id="0"/>
+      </w:r>
+      <w:bookmarkStart w:id="55" w:name="_GoBack"/>
+      <w:bookmarkEnd w:id="55"/>
     </w:p>
     <w:sectPr>
       <w:footerReference w:type="default" r:id="rId8"/>
@@ -24092,7 +23333,7 @@
 </file>
 
 <file path=customXml/itemProps1.xml><?xml version="1.0" encoding="utf-8"?>
-<ds:datastoreItem xmlns:ds="http://schemas.openxmlformats.org/officeDocument/2006/customXml" ds:itemID="{8E390E67-19AB-4A03-B359-6739776DE58D}">
+<ds:datastoreItem xmlns:ds="http://schemas.openxmlformats.org/officeDocument/2006/customXml" ds:itemID="{3F2C0C27-6198-4B35-A6DE-9FC066D726E9}">
   <ds:schemaRefs>
     <ds:schemaRef ds:uri="http://schemas.openxmlformats.org/officeDocument/2006/bibliography"/>
   </ds:schemaRefs>

--- a/docs/FYP-Documentation/FYP Part 1 Documentation/Riphah Konnect - FYP Documentation.docx
+++ b/docs/FYP-Documentation/FYP Part 1 Documentation/Riphah Konnect - FYP Documentation.docx
@@ -11264,6 +11264,9 @@
       </w:r>
       <w:r>
         <w:br/>
+      </w:r>
+      <w:r>
+        <w:t>ggjgjhgjhg</w:t>
       </w:r>
       <w:bookmarkStart w:id="55" w:name="_GoBack"/>
       <w:bookmarkEnd w:id="55"/>
@@ -23333,7 +23336,7 @@
 </file>
 
 <file path=customXml/itemProps1.xml><?xml version="1.0" encoding="utf-8"?>
-<ds:datastoreItem xmlns:ds="http://schemas.openxmlformats.org/officeDocument/2006/customXml" ds:itemID="{3F2C0C27-6198-4B35-A6DE-9FC066D726E9}">
+<ds:datastoreItem xmlns:ds="http://schemas.openxmlformats.org/officeDocument/2006/customXml" ds:itemID="{1335C689-B13D-4D70-AFE8-2F747EA57C36}">
   <ds:schemaRefs>
     <ds:schemaRef ds:uri="http://schemas.openxmlformats.org/officeDocument/2006/bibliography"/>
   </ds:schemaRefs>

--- a/docs/FYP-Documentation/FYP Part 1 Documentation/Riphah Konnect - FYP Documentation.docx
+++ b/docs/FYP-Documentation/FYP Part 1 Documentation/Riphah Konnect - FYP Documentation.docx
@@ -11259,15 +11259,6 @@
       <w:pPr>
         <w:spacing w:after="160"/>
       </w:pPr>
-      <w:r>
-        <w:br/>
-      </w:r>
-      <w:r>
-        <w:br/>
-      </w:r>
-      <w:r>
-        <w:t>ggjgjhgjhg</w:t>
-      </w:r>
       <w:bookmarkStart w:id="55" w:name="_GoBack"/>
       <w:bookmarkEnd w:id="55"/>
     </w:p>
@@ -23336,7 +23327,7 @@
 </file>
 
 <file path=customXml/itemProps1.xml><?xml version="1.0" encoding="utf-8"?>
-<ds:datastoreItem xmlns:ds="http://schemas.openxmlformats.org/officeDocument/2006/customXml" ds:itemID="{1335C689-B13D-4D70-AFE8-2F747EA57C36}">
+<ds:datastoreItem xmlns:ds="http://schemas.openxmlformats.org/officeDocument/2006/customXml" ds:itemID="{A203A722-1E87-40D2-9298-0E732969E98D}">
   <ds:schemaRefs>
     <ds:schemaRef ds:uri="http://schemas.openxmlformats.org/officeDocument/2006/bibliography"/>
   </ds:schemaRefs>

--- a/docs/FYP-Documentation/FYP Part 1 Documentation/Riphah Konnect - FYP Documentation.docx
+++ b/docs/FYP-Documentation/FYP Part 1 Documentation/Riphah Konnect - FYP Documentation.docx
@@ -11259,6 +11259,14 @@
       <w:pPr>
         <w:spacing w:after="160"/>
       </w:pPr>
+    </w:p>
+    <w:p>
+      <w:pPr>
+        <w:spacing w:after="160"/>
+      </w:pPr>
+      <w:r>
+        <w:t>jnjkjknjk</w:t>
+      </w:r>
       <w:bookmarkStart w:id="55" w:name="_GoBack"/>
       <w:bookmarkEnd w:id="55"/>
     </w:p>
@@ -23327,7 +23335,7 @@
 </file>
 
 <file path=customXml/itemProps1.xml><?xml version="1.0" encoding="utf-8"?>
-<ds:datastoreItem xmlns:ds="http://schemas.openxmlformats.org/officeDocument/2006/customXml" ds:itemID="{A203A722-1E87-40D2-9298-0E732969E98D}">
+<ds:datastoreItem xmlns:ds="http://schemas.openxmlformats.org/officeDocument/2006/customXml" ds:itemID="{C11742FE-2E6C-45FB-90C8-CB6B55068E59}">
   <ds:schemaRefs>
     <ds:schemaRef ds:uri="http://schemas.openxmlformats.org/officeDocument/2006/bibliography"/>
   </ds:schemaRefs>

--- a/docs/FYP-Documentation/FYP Part 1 Documentation/Riphah Konnect - FYP Documentation.docx
+++ b/docs/FYP-Documentation/FYP Part 1 Documentation/Riphah Konnect - FYP Documentation.docx
@@ -11259,14 +11259,6 @@
       <w:pPr>
         <w:spacing w:after="160"/>
       </w:pPr>
-    </w:p>
-    <w:p>
-      <w:pPr>
-        <w:spacing w:after="160"/>
-      </w:pPr>
-      <w:r>
-        <w:t>jnjkjknjk</w:t>
-      </w:r>
       <w:bookmarkStart w:id="55" w:name="_GoBack"/>
       <w:bookmarkEnd w:id="55"/>
     </w:p>
@@ -23335,7 +23327,7 @@
 </file>
 
 <file path=customXml/itemProps1.xml><?xml version="1.0" encoding="utf-8"?>
-<ds:datastoreItem xmlns:ds="http://schemas.openxmlformats.org/officeDocument/2006/customXml" ds:itemID="{C11742FE-2E6C-45FB-90C8-CB6B55068E59}">
+<ds:datastoreItem xmlns:ds="http://schemas.openxmlformats.org/officeDocument/2006/customXml" ds:itemID="{66BEC525-5920-4718-837A-9184CB0BF095}">
   <ds:schemaRefs>
     <ds:schemaRef ds:uri="http://schemas.openxmlformats.org/officeDocument/2006/bibliography"/>
   </ds:schemaRefs>

--- a/docs/FYP-Documentation/FYP Part 1 Documentation/Riphah Konnect - FYP Documentation.docx
+++ b/docs/FYP-Documentation/FYP Part 1 Documentation/Riphah Konnect - FYP Documentation.docx
@@ -11259,11 +11259,354 @@
       <w:pPr>
         <w:spacing w:after="160"/>
       </w:pPr>
+    </w:p>
+    <w:p>
+      <w:pPr>
+        <w:spacing w:after="160"/>
+      </w:pPr>
+    </w:p>
+    <w:p>
+      <w:pPr>
+        <w:spacing w:after="160"/>
+      </w:pPr>
+    </w:p>
+    <w:p>
+      <w:pPr>
+        <w:spacing w:after="160"/>
+      </w:pPr>
+    </w:p>
+    <w:p>
+      <w:pPr>
+        <w:spacing w:after="160"/>
+      </w:pPr>
+    </w:p>
+    <w:p>
+      <w:pPr>
+        <w:spacing w:after="160"/>
+      </w:pPr>
+    </w:p>
+    <w:p>
+      <w:pPr>
+        <w:spacing w:after="160"/>
+      </w:pPr>
+    </w:p>
+    <w:p>
+      <w:pPr>
+        <w:spacing w:after="160"/>
+      </w:pPr>
+    </w:p>
+    <w:p>
+      <w:pPr>
+        <w:spacing w:after="160"/>
+      </w:pPr>
+    </w:p>
+    <w:p>
+      <w:pPr>
+        <w:spacing w:after="160"/>
+      </w:pPr>
+    </w:p>
+    <w:p>
+      <w:pPr>
+        <w:spacing w:after="160"/>
+      </w:pPr>
+    </w:p>
+    <w:p>
+      <w:pPr>
+        <w:spacing w:after="160"/>
+      </w:pPr>
+    </w:p>
+    <w:p>
+      <w:pPr>
+        <w:spacing w:after="160"/>
+      </w:pPr>
+    </w:p>
+    <w:p>
+      <w:pPr>
+        <w:spacing w:after="160"/>
+      </w:pPr>
+    </w:p>
+    <w:p>
+      <w:pPr>
+        <w:spacing w:after="160"/>
+      </w:pPr>
+    </w:p>
+    <w:p>
+      <w:pPr>
+        <w:spacing w:after="160"/>
+      </w:pPr>
+    </w:p>
+    <w:p>
+      <w:pPr>
+        <w:spacing w:after="160"/>
+      </w:pPr>
+    </w:p>
+    <w:p>
+      <w:pPr>
+        <w:spacing w:after="160"/>
+      </w:pPr>
+    </w:p>
+    <w:p>
+      <w:pPr>
+        <w:spacing w:after="160"/>
+      </w:pPr>
+    </w:p>
+    <w:p>
+      <w:pPr>
+        <w:spacing w:after="160"/>
+      </w:pPr>
+    </w:p>
+    <w:p>
+      <w:pPr>
+        <w:spacing w:after="160"/>
+      </w:pPr>
+      <w:r>
+        <w:lastRenderedPageBreak/>
+        <w:t>FIG 3.1</w:t>
+      </w:r>
+      <w:r>
+        <w:rPr>
+          <w:noProof/>
+        </w:rPr>
+        <w:drawing>
+          <wp:inline distT="0" distB="0" distL="0" distR="0">
+            <wp:extent cx="5486400" cy="2834640"/>
+            <wp:effectExtent l="0" t="0" r="0" b="3810"/>
+            <wp:docPr id="1" name="Picture 1"/>
+            <wp:cNvGraphicFramePr>
+              <a:graphicFrameLocks xmlns:a="http://schemas.openxmlformats.org/drawingml/2006/main" noChangeAspect="1"/>
+            </wp:cNvGraphicFramePr>
+            <a:graphic xmlns:a="http://schemas.openxmlformats.org/drawingml/2006/main">
+              <a:graphicData uri="http://schemas.openxmlformats.org/drawingml/2006/picture">
+                <pic:pic xmlns:pic="http://schemas.openxmlformats.org/drawingml/2006/picture">
+                  <pic:nvPicPr>
+                    <pic:cNvPr id="1" name="Fig 4.1.jpeg"/>
+                    <pic:cNvPicPr/>
+                  </pic:nvPicPr>
+                  <pic:blipFill>
+                    <a:blip r:embed="rId8">
+                      <a:extLst>
+                        <a:ext uri="{28A0092B-C50C-407E-A947-70E740481C1C}">
+                          <a14:useLocalDpi xmlns:a14="http://schemas.microsoft.com/office/drawing/2010/main" val="0"/>
+                        </a:ext>
+                      </a:extLst>
+                    </a:blip>
+                    <a:stretch>
+                      <a:fillRect/>
+                    </a:stretch>
+                  </pic:blipFill>
+                  <pic:spPr>
+                    <a:xfrm>
+                      <a:off x="0" y="0"/>
+                      <a:ext cx="5486400" cy="2834640"/>
+                    </a:xfrm>
+                    <a:prstGeom prst="rect">
+                      <a:avLst/>
+                    </a:prstGeom>
+                  </pic:spPr>
+                </pic:pic>
+              </a:graphicData>
+            </a:graphic>
+          </wp:inline>
+        </w:drawing>
+      </w:r>
+    </w:p>
+    <w:p>
+      <w:pPr>
+        <w:spacing w:after="160"/>
+      </w:pPr>
+    </w:p>
+    <w:p>
+      <w:pPr>
+        <w:spacing w:after="160"/>
+      </w:pPr>
+      <w:r>
+        <w:t>FIG 4.2</w:t>
+      </w:r>
+    </w:p>
+    <w:p>
+      <w:pPr>
+        <w:spacing w:after="160"/>
+      </w:pPr>
+      <w:r>
+        <w:rPr>
+          <w:noProof/>
+        </w:rPr>
+        <w:drawing>
+          <wp:inline distT="0" distB="0" distL="0" distR="0">
+            <wp:extent cx="5486400" cy="4130675"/>
+            <wp:effectExtent l="0" t="0" r="0" b="3175"/>
+            <wp:docPr id="2" name="Picture 2"/>
+            <wp:cNvGraphicFramePr>
+              <a:graphicFrameLocks xmlns:a="http://schemas.openxmlformats.org/drawingml/2006/main" noChangeAspect="1"/>
+            </wp:cNvGraphicFramePr>
+            <a:graphic xmlns:a="http://schemas.openxmlformats.org/drawingml/2006/main">
+              <a:graphicData uri="http://schemas.openxmlformats.org/drawingml/2006/picture">
+                <pic:pic xmlns:pic="http://schemas.openxmlformats.org/drawingml/2006/picture">
+                  <pic:nvPicPr>
+                    <pic:cNvPr id="2" name="fig 4.2.jpeg"/>
+                    <pic:cNvPicPr/>
+                  </pic:nvPicPr>
+                  <pic:blipFill>
+                    <a:blip r:embed="rId9">
+                      <a:extLst>
+                        <a:ext uri="{28A0092B-C50C-407E-A947-70E740481C1C}">
+                          <a14:useLocalDpi xmlns:a14="http://schemas.microsoft.com/office/drawing/2010/main" val="0"/>
+                        </a:ext>
+                      </a:extLst>
+                    </a:blip>
+                    <a:stretch>
+                      <a:fillRect/>
+                    </a:stretch>
+                  </pic:blipFill>
+                  <pic:spPr>
+                    <a:xfrm>
+                      <a:off x="0" y="0"/>
+                      <a:ext cx="5486400" cy="4130675"/>
+                    </a:xfrm>
+                    <a:prstGeom prst="rect">
+                      <a:avLst/>
+                    </a:prstGeom>
+                  </pic:spPr>
+                </pic:pic>
+              </a:graphicData>
+            </a:graphic>
+          </wp:inline>
+        </w:drawing>
+      </w:r>
+    </w:p>
+    <w:p>
+      <w:pPr>
+        <w:spacing w:after="160"/>
+      </w:pPr>
+    </w:p>
+    <w:p>
+      <w:pPr>
+        <w:spacing w:after="160"/>
+      </w:pPr>
+      <w:r>
+        <w:rPr>
+          <w:noProof/>
+        </w:rPr>
+        <w:lastRenderedPageBreak/>
+        <w:drawing>
+          <wp:anchor distT="0" distB="0" distL="114300" distR="114300" simplePos="0" relativeHeight="251658240" behindDoc="0" locked="0" layoutInCell="1" allowOverlap="1">
+            <wp:simplePos x="0" y="0"/>
+            <wp:positionH relativeFrom="column">
+              <wp:posOffset>-163830</wp:posOffset>
+            </wp:positionH>
+            <wp:positionV relativeFrom="paragraph">
+              <wp:posOffset>3905250</wp:posOffset>
+            </wp:positionV>
+            <wp:extent cx="5486400" cy="3181985"/>
+            <wp:effectExtent l="0" t="0" r="0" b="0"/>
+            <wp:wrapSquare wrapText="bothSides"/>
+            <wp:docPr id="7" name="Picture 7"/>
+            <wp:cNvGraphicFramePr>
+              <a:graphicFrameLocks xmlns:a="http://schemas.openxmlformats.org/drawingml/2006/main" noChangeAspect="1"/>
+            </wp:cNvGraphicFramePr>
+            <a:graphic xmlns:a="http://schemas.openxmlformats.org/drawingml/2006/main">
+              <a:graphicData uri="http://schemas.openxmlformats.org/drawingml/2006/picture">
+                <pic:pic xmlns:pic="http://schemas.openxmlformats.org/drawingml/2006/picture">
+                  <pic:nvPicPr>
+                    <pic:cNvPr id="7" name="Screenshot_8-5-2026_204426_.jpeg"/>
+                    <pic:cNvPicPr/>
+                  </pic:nvPicPr>
+                  <pic:blipFill>
+                    <a:blip r:embed="rId10">
+                      <a:extLst>
+                        <a:ext uri="{28A0092B-C50C-407E-A947-70E740481C1C}">
+                          <a14:useLocalDpi xmlns:a14="http://schemas.microsoft.com/office/drawing/2010/main" val="0"/>
+                        </a:ext>
+                      </a:extLst>
+                    </a:blip>
+                    <a:stretch>
+                      <a:fillRect/>
+                    </a:stretch>
+                  </pic:blipFill>
+                  <pic:spPr>
+                    <a:xfrm>
+                      <a:off x="0" y="0"/>
+                      <a:ext cx="5486400" cy="3181985"/>
+                    </a:xfrm>
+                    <a:prstGeom prst="rect">
+                      <a:avLst/>
+                    </a:prstGeom>
+                  </pic:spPr>
+                </pic:pic>
+              </a:graphicData>
+            </a:graphic>
+          </wp:anchor>
+        </w:drawing>
+      </w:r>
+      <w:r>
+        <w:t>Fig 4.3</w:t>
+      </w:r>
+      <w:r>
+        <w:rPr>
+          <w:noProof/>
+        </w:rPr>
+        <w:drawing>
+          <wp:inline distT="0" distB="0" distL="0" distR="0">
+            <wp:extent cx="5486400" cy="3715385"/>
+            <wp:effectExtent l="0" t="0" r="0" b="0"/>
+            <wp:docPr id="3" name="Picture 3"/>
+            <wp:cNvGraphicFramePr>
+              <a:graphicFrameLocks xmlns:a="http://schemas.openxmlformats.org/drawingml/2006/main" noChangeAspect="1"/>
+            </wp:cNvGraphicFramePr>
+            <a:graphic xmlns:a="http://schemas.openxmlformats.org/drawingml/2006/main">
+              <a:graphicData uri="http://schemas.openxmlformats.org/drawingml/2006/picture">
+                <pic:pic xmlns:pic="http://schemas.openxmlformats.org/drawingml/2006/picture">
+                  <pic:nvPicPr>
+                    <pic:cNvPr id="3" name="usecase 4.3.1.jpeg"/>
+                    <pic:cNvPicPr/>
+                  </pic:nvPicPr>
+                  <pic:blipFill>
+                    <a:blip r:embed="rId11">
+                      <a:extLst>
+                        <a:ext uri="{28A0092B-C50C-407E-A947-70E740481C1C}">
+                          <a14:useLocalDpi xmlns:a14="http://schemas.microsoft.com/office/drawing/2010/main" val="0"/>
+                        </a:ext>
+                      </a:extLst>
+                    </a:blip>
+                    <a:stretch>
+                      <a:fillRect/>
+                    </a:stretch>
+                  </pic:blipFill>
+                  <pic:spPr>
+                    <a:xfrm>
+                      <a:off x="0" y="0"/>
+                      <a:ext cx="5486400" cy="3715385"/>
+                    </a:xfrm>
+                    <a:prstGeom prst="rect">
+                      <a:avLst/>
+                    </a:prstGeom>
+                  </pic:spPr>
+                </pic:pic>
+              </a:graphicData>
+            </a:graphic>
+          </wp:inline>
+        </w:drawing>
+      </w:r>
       <w:bookmarkStart w:id="55" w:name="_GoBack"/>
       <w:bookmarkEnd w:id="55"/>
     </w:p>
+    <w:p>
+      <w:pPr>
+        <w:spacing w:after="160"/>
+      </w:pPr>
+    </w:p>
+    <w:p>
+      <w:pPr>
+        <w:spacing w:after="160"/>
+      </w:pPr>
+    </w:p>
+    <w:p>
+      <w:pPr>
+        <w:spacing w:after="160"/>
+      </w:pPr>
+    </w:p>
     <w:sectPr>
-      <w:footerReference w:type="default" r:id="rId8"/>
+      <w:footerReference w:type="default" r:id="rId12"/>
       <w:pgSz w:w="12240" w:h="15840"/>
       <w:pgMar w:top="1440" w:right="1800" w:bottom="1440" w:left="1800" w:header="720" w:footer="720" w:gutter="0"/>
       <w:cols w:space="720"/>
@@ -11332,7 +11675,7 @@
         <w:noProof/>
         <w:sz w:val="20"/>
       </w:rPr>
-      <w:t>26</w:t>
+      <w:t>27</w:t>
     </w:r>
     <w:r>
       <w:rPr>
@@ -23327,7 +23670,7 @@
 </file>
 
 <file path=customXml/itemProps1.xml><?xml version="1.0" encoding="utf-8"?>
-<ds:datastoreItem xmlns:ds="http://schemas.openxmlformats.org/officeDocument/2006/customXml" ds:itemID="{66BEC525-5920-4718-837A-9184CB0BF095}">
+<ds:datastoreItem xmlns:ds="http://schemas.openxmlformats.org/officeDocument/2006/customXml" ds:itemID="{7D7C2FF2-C4F2-488D-9852-399B5DCC2BAB}">
   <ds:schemaRefs>
     <ds:schemaRef ds:uri="http://schemas.openxmlformats.org/officeDocument/2006/bibliography"/>
   </ds:schemaRefs>

--- a/docs/FYP-Documentation/FYP Part 1 Documentation/Riphah Konnect - FYP Documentation.docx
+++ b/docs/FYP-Documentation/FYP Part 1 Documentation/Riphah Konnect - FYP Documentation.docx
@@ -11419,7 +11419,90 @@
       <w:pPr>
         <w:spacing w:after="160"/>
       </w:pPr>
-      <w:r>
+    </w:p>
+    <w:p>
+      <w:pPr>
+        <w:spacing w:after="160"/>
+      </w:pPr>
+    </w:p>
+    <w:p>
+      <w:pPr>
+        <w:spacing w:after="160"/>
+      </w:pPr>
+    </w:p>
+    <w:p>
+      <w:pPr>
+        <w:spacing w:after="160"/>
+      </w:pPr>
+    </w:p>
+    <w:p>
+      <w:pPr>
+        <w:spacing w:after="160"/>
+      </w:pPr>
+    </w:p>
+    <w:p>
+      <w:pPr>
+        <w:spacing w:after="160"/>
+      </w:pPr>
+    </w:p>
+    <w:p>
+      <w:pPr>
+        <w:spacing w:after="160"/>
+      </w:pPr>
+    </w:p>
+    <w:p>
+      <w:pPr>
+        <w:spacing w:after="160"/>
+      </w:pPr>
+    </w:p>
+    <w:p>
+      <w:pPr>
+        <w:spacing w:after="160"/>
+      </w:pPr>
+    </w:p>
+    <w:p>
+      <w:pPr>
+        <w:spacing w:after="160"/>
+      </w:pPr>
+    </w:p>
+    <w:p>
+      <w:pPr>
+        <w:spacing w:after="160"/>
+      </w:pPr>
+    </w:p>
+    <w:p>
+      <w:pPr>
+        <w:spacing w:after="160"/>
+      </w:pPr>
+    </w:p>
+    <w:p>
+      <w:pPr>
+        <w:spacing w:after="160"/>
+      </w:pPr>
+    </w:p>
+    <w:p>
+      <w:pPr>
+        <w:spacing w:after="160"/>
+      </w:pPr>
+    </w:p>
+    <w:p>
+      <w:pPr>
+        <w:spacing w:after="160"/>
+      </w:pPr>
+    </w:p>
+    <w:p>
+      <w:pPr>
+        <w:spacing w:after="160"/>
+      </w:pPr>
+    </w:p>
+    <w:p>
+      <w:pPr>
+        <w:spacing w:after="160"/>
+      </w:pPr>
+      <w:bookmarkStart w:id="55" w:name="_GoBack"/>
+      <w:bookmarkEnd w:id="55"/>
+      <w:r>
+        <w:lastRenderedPageBreak/>
         <w:t>FIG 4.2</w:t>
       </w:r>
     </w:p>
@@ -11587,8 +11670,6 @@
           </wp:inline>
         </w:drawing>
       </w:r>
-      <w:bookmarkStart w:id="55" w:name="_GoBack"/>
-      <w:bookmarkEnd w:id="55"/>
     </w:p>
     <w:p>
       <w:pPr>
@@ -11675,7 +11756,7 @@
         <w:noProof/>
         <w:sz w:val="20"/>
       </w:rPr>
-      <w:t>27</w:t>
+      <w:t>29</w:t>
     </w:r>
     <w:r>
       <w:rPr>
@@ -23670,7 +23751,7 @@
 </file>
 
 <file path=customXml/itemProps1.xml><?xml version="1.0" encoding="utf-8"?>
-<ds:datastoreItem xmlns:ds="http://schemas.openxmlformats.org/officeDocument/2006/customXml" ds:itemID="{7D7C2FF2-C4F2-488D-9852-399B5DCC2BAB}">
+<ds:datastoreItem xmlns:ds="http://schemas.openxmlformats.org/officeDocument/2006/customXml" ds:itemID="{4FD102B0-EE2E-490F-AA17-439235EF4B4A}">
   <ds:schemaRefs>
     <ds:schemaRef ds:uri="http://schemas.openxmlformats.org/officeDocument/2006/bibliography"/>
   </ds:schemaRefs>

--- a/docs/FYP-Documentation/FYP Part 1 Documentation/Riphah Konnect - FYP Documentation.docx
+++ b/docs/FYP-Documentation/FYP Part 1 Documentation/Riphah Konnect - FYP Documentation.docx
@@ -11259,435 +11259,21 @@
       <w:pPr>
         <w:spacing w:after="160"/>
       </w:pPr>
-    </w:p>
-    <w:p>
-      <w:pPr>
-        <w:spacing w:after="160"/>
-      </w:pPr>
-    </w:p>
-    <w:p>
-      <w:pPr>
-        <w:spacing w:after="160"/>
-      </w:pPr>
-    </w:p>
-    <w:p>
-      <w:pPr>
-        <w:spacing w:after="160"/>
-      </w:pPr>
-    </w:p>
-    <w:p>
-      <w:pPr>
-        <w:spacing w:after="160"/>
-      </w:pPr>
-    </w:p>
-    <w:p>
-      <w:pPr>
-        <w:spacing w:after="160"/>
-      </w:pPr>
-    </w:p>
-    <w:p>
-      <w:pPr>
-        <w:spacing w:after="160"/>
-      </w:pPr>
-    </w:p>
-    <w:p>
-      <w:pPr>
-        <w:spacing w:after="160"/>
-      </w:pPr>
-    </w:p>
-    <w:p>
-      <w:pPr>
-        <w:spacing w:after="160"/>
-      </w:pPr>
-    </w:p>
-    <w:p>
-      <w:pPr>
-        <w:spacing w:after="160"/>
-      </w:pPr>
-    </w:p>
-    <w:p>
-      <w:pPr>
-        <w:spacing w:after="160"/>
-      </w:pPr>
-    </w:p>
-    <w:p>
-      <w:pPr>
-        <w:spacing w:after="160"/>
-      </w:pPr>
-    </w:p>
-    <w:p>
-      <w:pPr>
-        <w:spacing w:after="160"/>
-      </w:pPr>
-    </w:p>
-    <w:p>
-      <w:pPr>
-        <w:spacing w:after="160"/>
-      </w:pPr>
-    </w:p>
-    <w:p>
-      <w:pPr>
-        <w:spacing w:after="160"/>
-      </w:pPr>
-    </w:p>
-    <w:p>
-      <w:pPr>
-        <w:spacing w:after="160"/>
-      </w:pPr>
-    </w:p>
-    <w:p>
-      <w:pPr>
-        <w:spacing w:after="160"/>
-      </w:pPr>
-    </w:p>
-    <w:p>
-      <w:pPr>
-        <w:spacing w:after="160"/>
-      </w:pPr>
-    </w:p>
-    <w:p>
-      <w:pPr>
-        <w:spacing w:after="160"/>
-      </w:pPr>
-    </w:p>
-    <w:p>
-      <w:pPr>
-        <w:spacing w:after="160"/>
-      </w:pPr>
-    </w:p>
-    <w:p>
-      <w:pPr>
-        <w:spacing w:after="160"/>
-      </w:pPr>
-      <w:r>
-        <w:lastRenderedPageBreak/>
-        <w:t>FIG 3.1</w:t>
-      </w:r>
-      <w:r>
-        <w:rPr>
-          <w:noProof/>
-        </w:rPr>
-        <w:drawing>
-          <wp:inline distT="0" distB="0" distL="0" distR="0">
-            <wp:extent cx="5486400" cy="2834640"/>
-            <wp:effectExtent l="0" t="0" r="0" b="3810"/>
-            <wp:docPr id="1" name="Picture 1"/>
-            <wp:cNvGraphicFramePr>
-              <a:graphicFrameLocks xmlns:a="http://schemas.openxmlformats.org/drawingml/2006/main" noChangeAspect="1"/>
-            </wp:cNvGraphicFramePr>
-            <a:graphic xmlns:a="http://schemas.openxmlformats.org/drawingml/2006/main">
-              <a:graphicData uri="http://schemas.openxmlformats.org/drawingml/2006/picture">
-                <pic:pic xmlns:pic="http://schemas.openxmlformats.org/drawingml/2006/picture">
-                  <pic:nvPicPr>
-                    <pic:cNvPr id="1" name="Fig 4.1.jpeg"/>
-                    <pic:cNvPicPr/>
-                  </pic:nvPicPr>
-                  <pic:blipFill>
-                    <a:blip r:embed="rId8">
-                      <a:extLst>
-                        <a:ext uri="{28A0092B-C50C-407E-A947-70E740481C1C}">
-                          <a14:useLocalDpi xmlns:a14="http://schemas.microsoft.com/office/drawing/2010/main" val="0"/>
-                        </a:ext>
-                      </a:extLst>
-                    </a:blip>
-                    <a:stretch>
-                      <a:fillRect/>
-                    </a:stretch>
-                  </pic:blipFill>
-                  <pic:spPr>
-                    <a:xfrm>
-                      <a:off x="0" y="0"/>
-                      <a:ext cx="5486400" cy="2834640"/>
-                    </a:xfrm>
-                    <a:prstGeom prst="rect">
-                      <a:avLst/>
-                    </a:prstGeom>
-                  </pic:spPr>
-                </pic:pic>
-              </a:graphicData>
-            </a:graphic>
-          </wp:inline>
-        </w:drawing>
-      </w:r>
-    </w:p>
-    <w:p>
-      <w:pPr>
-        <w:spacing w:after="160"/>
-      </w:pPr>
-    </w:p>
-    <w:p>
-      <w:pPr>
-        <w:spacing w:after="160"/>
-      </w:pPr>
-    </w:p>
-    <w:p>
-      <w:pPr>
-        <w:spacing w:after="160"/>
-      </w:pPr>
-    </w:p>
-    <w:p>
-      <w:pPr>
-        <w:spacing w:after="160"/>
-      </w:pPr>
-    </w:p>
-    <w:p>
-      <w:pPr>
-        <w:spacing w:after="160"/>
-      </w:pPr>
-    </w:p>
-    <w:p>
-      <w:pPr>
-        <w:spacing w:after="160"/>
-      </w:pPr>
-    </w:p>
-    <w:p>
-      <w:pPr>
-        <w:spacing w:after="160"/>
-      </w:pPr>
-    </w:p>
-    <w:p>
-      <w:pPr>
-        <w:spacing w:after="160"/>
-      </w:pPr>
-    </w:p>
-    <w:p>
-      <w:pPr>
-        <w:spacing w:after="160"/>
-      </w:pPr>
-    </w:p>
-    <w:p>
-      <w:pPr>
-        <w:spacing w:after="160"/>
-      </w:pPr>
-    </w:p>
-    <w:p>
-      <w:pPr>
-        <w:spacing w:after="160"/>
-      </w:pPr>
-    </w:p>
-    <w:p>
-      <w:pPr>
-        <w:spacing w:after="160"/>
-      </w:pPr>
-    </w:p>
-    <w:p>
-      <w:pPr>
-        <w:spacing w:after="160"/>
-      </w:pPr>
-    </w:p>
-    <w:p>
-      <w:pPr>
-        <w:spacing w:after="160"/>
-      </w:pPr>
-    </w:p>
-    <w:p>
-      <w:pPr>
-        <w:spacing w:after="160"/>
-      </w:pPr>
-    </w:p>
-    <w:p>
-      <w:pPr>
-        <w:spacing w:after="160"/>
-      </w:pPr>
-    </w:p>
-    <w:p>
-      <w:pPr>
-        <w:spacing w:after="160"/>
-      </w:pPr>
-    </w:p>
-    <w:p>
-      <w:pPr>
-        <w:spacing w:after="160"/>
-      </w:pPr>
       <w:bookmarkStart w:id="55" w:name="_GoBack"/>
       <w:bookmarkEnd w:id="55"/>
-      <w:r>
-        <w:lastRenderedPageBreak/>
-        <w:t>FIG 4.2</w:t>
-      </w:r>
     </w:p>
     <w:p>
       <w:pPr>
         <w:spacing w:after="160"/>
       </w:pPr>
-      <w:r>
-        <w:rPr>
-          <w:noProof/>
-        </w:rPr>
-        <w:drawing>
-          <wp:inline distT="0" distB="0" distL="0" distR="0">
-            <wp:extent cx="5486400" cy="4130675"/>
-            <wp:effectExtent l="0" t="0" r="0" b="3175"/>
-            <wp:docPr id="2" name="Picture 2"/>
-            <wp:cNvGraphicFramePr>
-              <a:graphicFrameLocks xmlns:a="http://schemas.openxmlformats.org/drawingml/2006/main" noChangeAspect="1"/>
-            </wp:cNvGraphicFramePr>
-            <a:graphic xmlns:a="http://schemas.openxmlformats.org/drawingml/2006/main">
-              <a:graphicData uri="http://schemas.openxmlformats.org/drawingml/2006/picture">
-                <pic:pic xmlns:pic="http://schemas.openxmlformats.org/drawingml/2006/picture">
-                  <pic:nvPicPr>
-                    <pic:cNvPr id="2" name="fig 4.2.jpeg"/>
-                    <pic:cNvPicPr/>
-                  </pic:nvPicPr>
-                  <pic:blipFill>
-                    <a:blip r:embed="rId9">
-                      <a:extLst>
-                        <a:ext uri="{28A0092B-C50C-407E-A947-70E740481C1C}">
-                          <a14:useLocalDpi xmlns:a14="http://schemas.microsoft.com/office/drawing/2010/main" val="0"/>
-                        </a:ext>
-                      </a:extLst>
-                    </a:blip>
-                    <a:stretch>
-                      <a:fillRect/>
-                    </a:stretch>
-                  </pic:blipFill>
-                  <pic:spPr>
-                    <a:xfrm>
-                      <a:off x="0" y="0"/>
-                      <a:ext cx="5486400" cy="4130675"/>
-                    </a:xfrm>
-                    <a:prstGeom prst="rect">
-                      <a:avLst/>
-                    </a:prstGeom>
-                  </pic:spPr>
-                </pic:pic>
-              </a:graphicData>
-            </a:graphic>
-          </wp:inline>
-        </w:drawing>
-      </w:r>
     </w:p>
     <w:p>
       <w:pPr>
         <w:spacing w:after="160"/>
       </w:pPr>
     </w:p>
-    <w:p>
-      <w:pPr>
-        <w:spacing w:after="160"/>
-      </w:pPr>
-      <w:r>
-        <w:rPr>
-          <w:noProof/>
-        </w:rPr>
-        <w:lastRenderedPageBreak/>
-        <w:drawing>
-          <wp:anchor distT="0" distB="0" distL="114300" distR="114300" simplePos="0" relativeHeight="251658240" behindDoc="0" locked="0" layoutInCell="1" allowOverlap="1">
-            <wp:simplePos x="0" y="0"/>
-            <wp:positionH relativeFrom="column">
-              <wp:posOffset>-163830</wp:posOffset>
-            </wp:positionH>
-            <wp:positionV relativeFrom="paragraph">
-              <wp:posOffset>3905250</wp:posOffset>
-            </wp:positionV>
-            <wp:extent cx="5486400" cy="3181985"/>
-            <wp:effectExtent l="0" t="0" r="0" b="0"/>
-            <wp:wrapSquare wrapText="bothSides"/>
-            <wp:docPr id="7" name="Picture 7"/>
-            <wp:cNvGraphicFramePr>
-              <a:graphicFrameLocks xmlns:a="http://schemas.openxmlformats.org/drawingml/2006/main" noChangeAspect="1"/>
-            </wp:cNvGraphicFramePr>
-            <a:graphic xmlns:a="http://schemas.openxmlformats.org/drawingml/2006/main">
-              <a:graphicData uri="http://schemas.openxmlformats.org/drawingml/2006/picture">
-                <pic:pic xmlns:pic="http://schemas.openxmlformats.org/drawingml/2006/picture">
-                  <pic:nvPicPr>
-                    <pic:cNvPr id="7" name="Screenshot_8-5-2026_204426_.jpeg"/>
-                    <pic:cNvPicPr/>
-                  </pic:nvPicPr>
-                  <pic:blipFill>
-                    <a:blip r:embed="rId10">
-                      <a:extLst>
-                        <a:ext uri="{28A0092B-C50C-407E-A947-70E740481C1C}">
-                          <a14:useLocalDpi xmlns:a14="http://schemas.microsoft.com/office/drawing/2010/main" val="0"/>
-                        </a:ext>
-                      </a:extLst>
-                    </a:blip>
-                    <a:stretch>
-                      <a:fillRect/>
-                    </a:stretch>
-                  </pic:blipFill>
-                  <pic:spPr>
-                    <a:xfrm>
-                      <a:off x="0" y="0"/>
-                      <a:ext cx="5486400" cy="3181985"/>
-                    </a:xfrm>
-                    <a:prstGeom prst="rect">
-                      <a:avLst/>
-                    </a:prstGeom>
-                  </pic:spPr>
-                </pic:pic>
-              </a:graphicData>
-            </a:graphic>
-          </wp:anchor>
-        </w:drawing>
-      </w:r>
-      <w:r>
-        <w:t>Fig 4.3</w:t>
-      </w:r>
-      <w:r>
-        <w:rPr>
-          <w:noProof/>
-        </w:rPr>
-        <w:drawing>
-          <wp:inline distT="0" distB="0" distL="0" distR="0">
-            <wp:extent cx="5486400" cy="3715385"/>
-            <wp:effectExtent l="0" t="0" r="0" b="0"/>
-            <wp:docPr id="3" name="Picture 3"/>
-            <wp:cNvGraphicFramePr>
-              <a:graphicFrameLocks xmlns:a="http://schemas.openxmlformats.org/drawingml/2006/main" noChangeAspect="1"/>
-            </wp:cNvGraphicFramePr>
-            <a:graphic xmlns:a="http://schemas.openxmlformats.org/drawingml/2006/main">
-              <a:graphicData uri="http://schemas.openxmlformats.org/drawingml/2006/picture">
-                <pic:pic xmlns:pic="http://schemas.openxmlformats.org/drawingml/2006/picture">
-                  <pic:nvPicPr>
-                    <pic:cNvPr id="3" name="usecase 4.3.1.jpeg"/>
-                    <pic:cNvPicPr/>
-                  </pic:nvPicPr>
-                  <pic:blipFill>
-                    <a:blip r:embed="rId11">
-                      <a:extLst>
-                        <a:ext uri="{28A0092B-C50C-407E-A947-70E740481C1C}">
-                          <a14:useLocalDpi xmlns:a14="http://schemas.microsoft.com/office/drawing/2010/main" val="0"/>
-                        </a:ext>
-                      </a:extLst>
-                    </a:blip>
-                    <a:stretch>
-                      <a:fillRect/>
-                    </a:stretch>
-                  </pic:blipFill>
-                  <pic:spPr>
-                    <a:xfrm>
-                      <a:off x="0" y="0"/>
-                      <a:ext cx="5486400" cy="3715385"/>
-                    </a:xfrm>
-                    <a:prstGeom prst="rect">
-                      <a:avLst/>
-                    </a:prstGeom>
-                  </pic:spPr>
-                </pic:pic>
-              </a:graphicData>
-            </a:graphic>
-          </wp:inline>
-        </w:drawing>
-      </w:r>
-    </w:p>
-    <w:p>
-      <w:pPr>
-        <w:spacing w:after="160"/>
-      </w:pPr>
-    </w:p>
-    <w:p>
-      <w:pPr>
-        <w:spacing w:after="160"/>
-      </w:pPr>
-    </w:p>
-    <w:p>
-      <w:pPr>
-        <w:spacing w:after="160"/>
-      </w:pPr>
-    </w:p>
     <w:sectPr>
-      <w:footerReference w:type="default" r:id="rId12"/>
+      <w:footerReference w:type="default" r:id="rId8"/>
       <w:pgSz w:w="12240" w:h="15840"/>
       <w:pgMar w:top="1440" w:right="1800" w:bottom="1440" w:left="1800" w:header="720" w:footer="720" w:gutter="0"/>
       <w:cols w:space="720"/>
@@ -11756,7 +11342,7 @@
         <w:noProof/>
         <w:sz w:val="20"/>
       </w:rPr>
-      <w:t>29</w:t>
+      <w:t>26</w:t>
     </w:r>
     <w:r>
       <w:rPr>
@@ -23751,7 +23337,7 @@
 </file>
 
 <file path=customXml/itemProps1.xml><?xml version="1.0" encoding="utf-8"?>
-<ds:datastoreItem xmlns:ds="http://schemas.openxmlformats.org/officeDocument/2006/customXml" ds:itemID="{4FD102B0-EE2E-490F-AA17-439235EF4B4A}">
+<ds:datastoreItem xmlns:ds="http://schemas.openxmlformats.org/officeDocument/2006/customXml" ds:itemID="{89E88201-6FBC-4B45-90D9-940BBA77767C}">
   <ds:schemaRefs>
     <ds:schemaRef ds:uri="http://schemas.openxmlformats.org/officeDocument/2006/bibliography"/>
   </ds:schemaRefs>
